--- a/handoff/Golden-Hour-Wellness-Website-Handoff.docx
+++ b/handoff/Golden-Hour-Wellness-Website-Handoff.docx
@@ -4,113 +4,32 @@
   <w:body>
     <w:p>
       <w:pPr>
-        <w:spacing w:after="0" w:before="1400"/>
-        <w:jc w:val="center"/>
-      </w:pPr>
-      <w:r>
-        <w:rPr>
-          <w:rFonts w:ascii="Georgia" w:cs="Georgia" w:eastAsia="Georgia" w:hAnsi="Georgia"/>
+        <w:spacing w:after="60" w:before="0"/>
+      </w:pPr>
+      <w:r>
+        <w:rPr>
+          <w:rFonts w:ascii="Arial" w:cs="Arial" w:eastAsia="Arial" w:hAnsi="Arial"/>
           <w:b/>
           <w:bCs/>
-          <w:color w:val="82431F"/>
-          <w:spacing w:val="30"/>
-          <w:sz w:val="22"/>
-          <w:szCs w:val="22"/>
-        </w:rPr>
-        <w:t xml:space="preserve">GOLDEN HOUR WELLNESS COLORADO</w:t>
-      </w:r>
-    </w:p>
-    <w:p>
-      <w:pPr>
-        <w:spacing w:after="0" w:before="240"/>
-        <w:jc w:val="center"/>
-      </w:pPr>
-      <w:r>
-        <w:rPr>
-          <w:rFonts w:ascii="Georgia" w:cs="Georgia" w:eastAsia="Georgia" w:hAnsi="Georgia"/>
-          <w:b/>
-          <w:bCs/>
-          <w:color w:val="2E2034"/>
-          <w:sz w:val="56"/>
-          <w:szCs w:val="56"/>
-        </w:rPr>
-        <w:t xml:space="preserve">Website Handoff Guide</w:t>
-      </w:r>
-    </w:p>
-    <w:p>
-      <w:pPr>
-        <w:spacing w:after="0" w:before="200"/>
-        <w:jc w:val="center"/>
-      </w:pPr>
-      <w:r>
-        <w:rPr>
-          <w:rFonts w:ascii="Calibri" w:cs="Calibri" w:eastAsia="Calibri" w:hAnsi="Calibri"/>
-          <w:i/>
-          <w:iCs/>
+          <w:color w:val="1F1D1B"/>
+          <w:sz w:val="44"/>
+          <w:szCs w:val="44"/>
+        </w:rPr>
+        <w:t xml:space="preserve">Golden Hour Wellness Colorado</w:t>
+      </w:r>
+    </w:p>
+    <w:p>
+      <w:pPr>
+        <w:spacing w:after="260" w:before="0"/>
+      </w:pPr>
+      <w:r>
+        <w:rPr>
+          <w:rFonts w:ascii="Arial" w:cs="Arial" w:eastAsia="Arial" w:hAnsi="Arial"/>
           <w:color w:val="5C5750"/>
-          <w:sz w:val="24"/>
-          <w:szCs w:val="24"/>
-        </w:rPr>
-        <w:t xml:space="preserve">Everything you need to run, edit and grow goldenhourwellnesscolorado.com</w:t>
-      </w:r>
-    </w:p>
-    <w:p>
-      <w:pPr>
-        <w:spacing w:after="0" w:before="900"/>
-        <w:jc w:val="center"/>
-      </w:pPr>
-      <w:r>
-        <w:rPr>
-          <w:rFonts w:ascii="Calibri" w:cs="Calibri" w:eastAsia="Calibri" w:hAnsi="Calibri"/>
-          <w:color w:val="2A2622"/>
-          <w:sz w:val="22"/>
-          <w:szCs w:val="22"/>
-        </w:rPr>
-        <w:t xml:space="preserve">Prepared for Shayla Martinez-O’Brien</w:t>
-      </w:r>
-    </w:p>
-    <w:p>
-      <w:pPr>
-        <w:spacing w:after="0" w:before="60"/>
-        <w:jc w:val="center"/>
-      </w:pPr>
-      <w:r>
-        <w:rPr>
-          <w:rFonts w:ascii="Calibri" w:cs="Calibri" w:eastAsia="Calibri" w:hAnsi="Calibri"/>
-          <w:color w:val="5C5750"/>
-          <w:sz w:val="20"/>
-          <w:szCs w:val="20"/>
-        </w:rPr>
-        <w:t xml:space="preserve">by Chad Moravec · September 2026</w:t>
-      </w:r>
-    </w:p>
-    <w:p>
-      <w:pPr>
-        <w:pageBreakBefore/>
-      </w:pPr>
-      <w:r>
-        <w:br/>
-        <w:t xml:space="preserve"/>
-      </w:r>
-    </w:p>
-    <w:p>
-      <w:pPr>
-        <w:pStyle w:val="Heading1"/>
-        <w:pBdr>
-          <w:bottom w:val="single" w:color="A85832" w:sz="6" w:space="6"/>
-        </w:pBdr>
-        <w:spacing w:after="140" w:before="320"/>
-      </w:pPr>
-      <w:r>
-        <w:rPr>
-          <w:rFonts w:ascii="Georgia" w:cs="Georgia" w:eastAsia="Georgia" w:hAnsi="Georgia"/>
-          <w:b/>
-          <w:bCs/>
-          <w:color w:val="2E2034"/>
-          <w:sz w:val="30"/>
-          <w:szCs w:val="30"/>
-        </w:rPr>
-        <w:t xml:space="preserve">Welcome to your new website</w:t>
+          <w:sz w:val="21"/>
+          <w:szCs w:val="21"/>
+        </w:rPr>
+        <w:t xml:space="preserve">Website Handoff Guide · Prepared for Shayla Martinez-O’Brien · September 2026</w:t>
       </w:r>
     </w:p>
     <w:p>
@@ -119,16 +38,16 @@
       </w:pPr>
       <w:r>
         <w:rPr>
-          <w:rFonts w:ascii="Calibri" w:cs="Calibri" w:eastAsia="Calibri" w:hAnsi="Calibri"/>
+          <w:rFonts w:ascii="Arial" w:cs="Arial" w:eastAsia="Arial" w:hAnsi="Arial"/>
           <w:b w:val="false"/>
           <w:bCs w:val="false"/>
           <w:i w:val="false"/>
           <w:iCs w:val="false"/>
-          <w:color w:val="2A2622"/>
+          <w:color w:val="1F1D1B"/>
           <w:sz w:val="21"/>
           <w:szCs w:val="21"/>
         </w:rPr>
-        <w:t xml:space="preserve">Golden Hour Wellness Colorado is now live on its own professional platform — fully independent of Squarespace. This guide is your reference for everything about how the site works, how to update it yourself, who to call when something needs a developer, and how to make the most of it for getting found by new clients.</w:t>
+        <w:t xml:space="preserve">One thing worth knowing up front: almost everything below is tied together through Google sign-in, using the Google account you created and shared with Chad — GHWCO2026@gmail.com. That single account is what authenticates Cloudflare, Search Console, Analytics, and the admin login flow, so it’s the one set of credentials that matters most to keep track of.</w:t>
       </w:r>
     </w:p>
     <w:p>
@@ -137,12 +56,30 @@
       </w:pPr>
       <w:r>
         <w:rPr>
-          <w:rFonts w:ascii="Calibri" w:cs="Calibri" w:eastAsia="Calibri" w:hAnsi="Calibri"/>
+          <w:rFonts w:ascii="Arial" w:cs="Arial" w:eastAsia="Arial" w:hAnsi="Arial"/>
           <w:b w:val="false"/>
           <w:bCs w:val="false"/>
           <w:i w:val="false"/>
           <w:iCs w:val="false"/>
-          <w:color w:val="2A2622"/>
+          <w:color w:val="1F1D1B"/>
+          <w:sz w:val="21"/>
+          <w:szCs w:val="21"/>
+        </w:rPr>
+        <w:t xml:space="preserve">Golden Hour Wellness Colorado is now live on its own professional platform — fully independent of Squarespace. This guide is your reference for everything about how the site works, how to update it yourself, who to call when something needs a developer, and how to make the most of it for getting found by new clients.</w:t>
+      </w:r>
+    </w:p>
+    <w:p>
+      <w:pPr>
+        <w:spacing w:after="160" w:line="300"/>
+      </w:pPr>
+      <w:r>
+        <w:rPr>
+          <w:rFonts w:ascii="Arial" w:cs="Arial" w:eastAsia="Arial" w:hAnsi="Arial"/>
+          <w:b w:val="false"/>
+          <w:bCs w:val="false"/>
+          <w:i w:val="false"/>
+          <w:iCs w:val="false"/>
+          <w:color w:val="1F1D1B"/>
           <w:sz w:val="21"/>
           <w:szCs w:val="21"/>
         </w:rPr>
@@ -153,10 +90,10 @@
       <w:tblPr>
         <w:tblW w:type="pct" w:w="100%"/>
         <w:tblBorders>
-          <w:top w:val="single" w:color="A85832" w:sz="4"/>
-          <w:left w:val="single" w:color="A85832" w:sz="4"/>
-          <w:bottom w:val="single" w:color="A85832" w:sz="4"/>
-          <w:right w:val="single" w:color="A85832" w:sz="4"/>
+          <w:top w:val="single" w:color="CFC7BB" w:sz="4"/>
+          <w:left w:val="none" w:color="FFFFFF" w:sz="0"/>
+          <w:bottom w:val="single" w:color="CFC7BB" w:sz="4"/>
+          <w:right w:val="none" w:color="FFFFFF" w:sz="0"/>
           <w:insideH w:val="none" w:color="FFFFFF" w:sz="0"/>
           <w:insideV w:val="none" w:color="FFFFFF" w:sz="0"/>
         </w:tblBorders>
@@ -167,24 +104,23 @@
       <w:tr>
         <w:tc>
           <w:tcPr>
-            <w:shd w:fill="F4EBE1" w:val="clear"/>
-            <w:tcMar>
-              <w:top w:type="dxa" w:w="160"/>
-              <w:left w:type="dxa" w:w="220"/>
-              <w:bottom w:type="dxa" w:w="160"/>
-              <w:right w:type="dxa" w:w="220"/>
+            <w:tcMar>
+              <w:top w:type="dxa" w:w="140"/>
+              <w:left w:type="dxa" w:w="0"/>
+              <w:bottom w:type="dxa" w:w="140"/>
+              <w:right w:type="dxa" w:w="0"/>
             </w:tcMar>
           </w:tcPr>
           <w:p>
             <w:pPr>
-              <w:spacing w:after="60"/>
+              <w:spacing w:after="40"/>
             </w:pPr>
             <w:r>
               <w:rPr>
-                <w:rFonts w:ascii="Calibri" w:cs="Calibri" w:eastAsia="Calibri" w:hAnsi="Calibri"/>
+                <w:rFonts w:ascii="Arial" w:cs="Arial" w:eastAsia="Arial" w:hAnsi="Arial"/>
                 <w:b/>
                 <w:bCs/>
-                <w:color w:val="82431F"/>
+                <w:color w:val="1F1D1B"/>
                 <w:sz w:val="21"/>
                 <w:szCs w:val="21"/>
               </w:rPr>
@@ -197,8 +133,8 @@
             </w:pPr>
             <w:r>
               <w:rPr>
-                <w:rFonts w:ascii="Calibri" w:cs="Calibri" w:eastAsia="Calibri" w:hAnsi="Calibri"/>
-                <w:color w:val="2A2622"/>
+                <w:rFonts w:ascii="Arial" w:cs="Arial" w:eastAsia="Arial" w:hAnsi="Arial"/>
+                <w:color w:val="1F1D1B"/>
                 <w:sz w:val="21"/>
                 <w:szCs w:val="21"/>
               </w:rPr>
@@ -210,25 +146,25 @@
     </w:tbl>
     <w:p>
       <w:pPr>
-        <w:spacing w:after="200"/>
+        <w:spacing w:after="160"/>
       </w:pPr>
     </w:p>
     <w:p>
       <w:pPr>
         <w:pStyle w:val="Heading1"/>
         <w:pBdr>
-          <w:bottom w:val="single" w:color="A85832" w:sz="6" w:space="6"/>
+          <w:top w:val="single" w:color="8FA69E" w:sz="4" w:space="14"/>
         </w:pBdr>
-        <w:spacing w:after="140" w:before="320"/>
-      </w:pPr>
-      <w:r>
-        <w:rPr>
-          <w:rFonts w:ascii="Georgia" w:cs="Georgia" w:eastAsia="Georgia" w:hAnsi="Georgia"/>
+        <w:spacing w:after="160" w:before="380"/>
+      </w:pPr>
+      <w:r>
+        <w:rPr>
+          <w:rFonts w:ascii="Arial" w:cs="Arial" w:eastAsia="Arial" w:hAnsi="Arial"/>
           <w:b/>
           <w:bCs/>
-          <w:color w:val="2E2034"/>
-          <w:sz w:val="30"/>
-          <w:szCs w:val="30"/>
+          <w:color w:val="1F1D1B"/>
+          <w:sz w:val="27"/>
+          <w:szCs w:val="27"/>
         </w:rPr>
         <w:t xml:space="preserve">How everything fits together</w:t>
       </w:r>
@@ -239,12 +175,12 @@
       </w:pPr>
       <w:r>
         <w:rPr>
-          <w:rFonts w:ascii="Calibri" w:cs="Calibri" w:eastAsia="Calibri" w:hAnsi="Calibri"/>
+          <w:rFonts w:ascii="Arial" w:cs="Arial" w:eastAsia="Arial" w:hAnsi="Arial"/>
           <w:b w:val="false"/>
           <w:bCs w:val="false"/>
           <w:i w:val="false"/>
           <w:iCs w:val="false"/>
-          <w:color w:val="2A2622"/>
+          <w:color w:val="1F1D1B"/>
           <w:sz w:val="21"/>
           <w:szCs w:val="21"/>
         </w:rPr>
@@ -255,12 +191,12 @@
       <w:tblPr>
         <w:tblW w:type="dxa" w:w="9800"/>
         <w:tblBorders>
-          <w:top w:val="single" w:color="DDD3C6" w:sz="2"/>
-          <w:left w:val="single" w:color="DDD3C6" w:sz="2"/>
-          <w:bottom w:val="single" w:color="DDD3C6" w:sz="2"/>
-          <w:right w:val="single" w:color="DDD3C6" w:sz="2"/>
-          <w:insideH w:val="single" w:color="DDD3C6" w:sz="2"/>
-          <w:insideV w:val="single" w:color="DDD3C6" w:sz="2"/>
+          <w:top w:val="single" w:color="1F1D1B" w:sz="4"/>
+          <w:left w:val="none" w:color="FFFFFF" w:sz="0"/>
+          <w:bottom w:val="single" w:color="CFC7BB" w:sz="2"/>
+          <w:right w:val="none" w:color="FFFFFF" w:sz="0"/>
+          <w:insideH w:val="single" w:color="CFC7BB" w:sz="2"/>
+          <w:insideV w:val="none" w:color="FFFFFF" w:sz="0"/>
         </w:tblBorders>
       </w:tblPr>
       <w:tblGrid>
@@ -275,21 +211,20 @@
         <w:tc>
           <w:tcPr>
             <w:tcW w:type="dxa" w:w="2000"/>
-            <w:shd w:fill="2E2034" w:val="clear"/>
-            <w:tcMar>
-              <w:top w:type="dxa" w:w="100"/>
-              <w:left w:type="dxa" w:w="140"/>
-              <w:bottom w:type="dxa" w:w="100"/>
-              <w:right w:type="dxa" w:w="140"/>
-            </w:tcMar>
-          </w:tcPr>
-          <w:p>
-            <w:r>
-              <w:rPr>
-                <w:rFonts w:ascii="Calibri" w:cs="Calibri" w:eastAsia="Calibri" w:hAnsi="Calibri"/>
+            <w:tcMar>
+              <w:top w:type="dxa" w:w="110"/>
+              <w:left w:type="dxa" w:w="0"/>
+              <w:bottom w:type="dxa" w:w="110"/>
+              <w:right w:type="dxa" w:w="140"/>
+            </w:tcMar>
+          </w:tcPr>
+          <w:p>
+            <w:r>
+              <w:rPr>
+                <w:rFonts w:ascii="Arial" w:cs="Arial" w:eastAsia="Arial" w:hAnsi="Arial"/>
                 <w:b/>
                 <w:bCs/>
-                <w:color w:val="FFFFFF"/>
+                <w:color w:val="1F1D1B"/>
                 <w:sz w:val="19"/>
                 <w:szCs w:val="19"/>
               </w:rPr>
@@ -300,21 +235,20 @@
         <w:tc>
           <w:tcPr>
             <w:tcW w:type="dxa" w:w="4600"/>
-            <w:shd w:fill="2E2034" w:val="clear"/>
-            <w:tcMar>
-              <w:top w:type="dxa" w:w="100"/>
-              <w:left w:type="dxa" w:w="140"/>
-              <w:bottom w:type="dxa" w:w="100"/>
-              <w:right w:type="dxa" w:w="140"/>
-            </w:tcMar>
-          </w:tcPr>
-          <w:p>
-            <w:r>
-              <w:rPr>
-                <w:rFonts w:ascii="Calibri" w:cs="Calibri" w:eastAsia="Calibri" w:hAnsi="Calibri"/>
+            <w:tcMar>
+              <w:top w:type="dxa" w:w="110"/>
+              <w:left w:type="dxa" w:w="0"/>
+              <w:bottom w:type="dxa" w:w="110"/>
+              <w:right w:type="dxa" w:w="140"/>
+            </w:tcMar>
+          </w:tcPr>
+          <w:p>
+            <w:r>
+              <w:rPr>
+                <w:rFonts w:ascii="Arial" w:cs="Arial" w:eastAsia="Arial" w:hAnsi="Arial"/>
                 <w:b/>
                 <w:bCs/>
-                <w:color w:val="FFFFFF"/>
+                <w:color w:val="1F1D1B"/>
                 <w:sz w:val="19"/>
                 <w:szCs w:val="19"/>
               </w:rPr>
@@ -325,21 +259,20 @@
         <w:tc>
           <w:tcPr>
             <w:tcW w:type="dxa" w:w="3200"/>
-            <w:shd w:fill="2E2034" w:val="clear"/>
-            <w:tcMar>
-              <w:top w:type="dxa" w:w="100"/>
-              <w:left w:type="dxa" w:w="140"/>
-              <w:bottom w:type="dxa" w:w="100"/>
-              <w:right w:type="dxa" w:w="140"/>
-            </w:tcMar>
-          </w:tcPr>
-          <w:p>
-            <w:r>
-              <w:rPr>
-                <w:rFonts w:ascii="Calibri" w:cs="Calibri" w:eastAsia="Calibri" w:hAnsi="Calibri"/>
+            <w:tcMar>
+              <w:top w:type="dxa" w:w="110"/>
+              <w:left w:type="dxa" w:w="0"/>
+              <w:bottom w:type="dxa" w:w="110"/>
+              <w:right w:type="dxa" w:w="140"/>
+            </w:tcMar>
+          </w:tcPr>
+          <w:p>
+            <w:r>
+              <w:rPr>
+                <w:rFonts w:ascii="Arial" w:cs="Arial" w:eastAsia="Arial" w:hAnsi="Arial"/>
                 <w:b/>
                 <w:bCs/>
-                <w:color w:val="FFFFFF"/>
+                <w:color w:val="1F1D1B"/>
                 <w:sz w:val="19"/>
                 <w:szCs w:val="19"/>
               </w:rPr>
@@ -355,21 +288,20 @@
         <w:tc>
           <w:tcPr>
             <w:tcW w:type="dxa" w:w="2000"/>
-            <w:shd w:fill="FBF7F2" w:val="clear"/>
-            <w:tcMar>
-              <w:top w:type="dxa" w:w="100"/>
-              <w:left w:type="dxa" w:w="140"/>
-              <w:bottom w:type="dxa" w:w="100"/>
-              <w:right w:type="dxa" w:w="140"/>
-            </w:tcMar>
-          </w:tcPr>
-          <w:p>
-            <w:r>
-              <w:rPr>
-                <w:rFonts w:ascii="Calibri" w:cs="Calibri" w:eastAsia="Calibri" w:hAnsi="Calibri"/>
-                <w:b w:val="false"/>
-                <w:bCs w:val="false"/>
-                <w:color w:val="2A2622"/>
+            <w:tcMar>
+              <w:top w:type="dxa" w:w="110"/>
+              <w:left w:type="dxa" w:w="0"/>
+              <w:bottom w:type="dxa" w:w="110"/>
+              <w:right w:type="dxa" w:w="140"/>
+            </w:tcMar>
+          </w:tcPr>
+          <w:p>
+            <w:r>
+              <w:rPr>
+                <w:rFonts w:ascii="Arial" w:cs="Arial" w:eastAsia="Arial" w:hAnsi="Arial"/>
+                <w:b w:val="false"/>
+                <w:bCs w:val="false"/>
+                <w:color w:val="1F1D1B"/>
                 <w:sz w:val="20"/>
                 <w:szCs w:val="20"/>
               </w:rPr>
@@ -380,21 +312,20 @@
         <w:tc>
           <w:tcPr>
             <w:tcW w:type="dxa" w:w="4600"/>
-            <w:shd w:fill="FBF7F2" w:val="clear"/>
-            <w:tcMar>
-              <w:top w:type="dxa" w:w="100"/>
-              <w:left w:type="dxa" w:w="140"/>
-              <w:bottom w:type="dxa" w:w="100"/>
-              <w:right w:type="dxa" w:w="140"/>
-            </w:tcMar>
-          </w:tcPr>
-          <w:p>
-            <w:r>
-              <w:rPr>
-                <w:rFonts w:ascii="Calibri" w:cs="Calibri" w:eastAsia="Calibri" w:hAnsi="Calibri"/>
-                <w:b w:val="false"/>
-                <w:bCs w:val="false"/>
-                <w:color w:val="2A2622"/>
+            <w:tcMar>
+              <w:top w:type="dxa" w:w="110"/>
+              <w:left w:type="dxa" w:w="0"/>
+              <w:bottom w:type="dxa" w:w="110"/>
+              <w:right w:type="dxa" w:w="140"/>
+            </w:tcMar>
+          </w:tcPr>
+          <w:p>
+            <w:r>
+              <w:rPr>
+                <w:rFonts w:ascii="Arial" w:cs="Arial" w:eastAsia="Arial" w:hAnsi="Arial"/>
+                <w:b w:val="false"/>
+                <w:bCs w:val="false"/>
+                <w:color w:val="1F1D1B"/>
                 <w:sz w:val="20"/>
                 <w:szCs w:val="20"/>
               </w:rPr>
@@ -405,21 +336,20 @@
         <w:tc>
           <w:tcPr>
             <w:tcW w:type="dxa" w:w="3200"/>
-            <w:shd w:fill="FBF7F2" w:val="clear"/>
-            <w:tcMar>
-              <w:top w:type="dxa" w:w="100"/>
-              <w:left w:type="dxa" w:w="140"/>
-              <w:bottom w:type="dxa" w:w="100"/>
-              <w:right w:type="dxa" w:w="140"/>
-            </w:tcMar>
-          </w:tcPr>
-          <w:p>
-            <w:r>
-              <w:rPr>
-                <w:rFonts w:ascii="Calibri" w:cs="Calibri" w:eastAsia="Calibri" w:hAnsi="Calibri"/>
-                <w:b w:val="false"/>
-                <w:bCs w:val="false"/>
-                <w:color w:val="2A2622"/>
+            <w:tcMar>
+              <w:top w:type="dxa" w:w="110"/>
+              <w:left w:type="dxa" w:w="0"/>
+              <w:bottom w:type="dxa" w:w="110"/>
+              <w:right w:type="dxa" w:w="140"/>
+            </w:tcMar>
+          </w:tcPr>
+          <w:p>
+            <w:r>
+              <w:rPr>
+                <w:rFonts w:ascii="Arial" w:cs="Arial" w:eastAsia="Arial" w:hAnsi="Arial"/>
+                <w:b w:val="false"/>
+                <w:bCs w:val="false"/>
+                <w:color w:val="1F1D1B"/>
                 <w:sz w:val="20"/>
                 <w:szCs w:val="20"/>
               </w:rPr>
@@ -435,21 +365,20 @@
         <w:tc>
           <w:tcPr>
             <w:tcW w:type="dxa" w:w="2000"/>
-            <w:shd w:fill="FFFFFF" w:val="clear"/>
-            <w:tcMar>
-              <w:top w:type="dxa" w:w="100"/>
-              <w:left w:type="dxa" w:w="140"/>
-              <w:bottom w:type="dxa" w:w="100"/>
-              <w:right w:type="dxa" w:w="140"/>
-            </w:tcMar>
-          </w:tcPr>
-          <w:p>
-            <w:r>
-              <w:rPr>
-                <w:rFonts w:ascii="Calibri" w:cs="Calibri" w:eastAsia="Calibri" w:hAnsi="Calibri"/>
-                <w:b w:val="false"/>
-                <w:bCs w:val="false"/>
-                <w:color w:val="2A2622"/>
+            <w:tcMar>
+              <w:top w:type="dxa" w:w="110"/>
+              <w:left w:type="dxa" w:w="0"/>
+              <w:bottom w:type="dxa" w:w="110"/>
+              <w:right w:type="dxa" w:w="140"/>
+            </w:tcMar>
+          </w:tcPr>
+          <w:p>
+            <w:r>
+              <w:rPr>
+                <w:rFonts w:ascii="Arial" w:cs="Arial" w:eastAsia="Arial" w:hAnsi="Arial"/>
+                <w:b w:val="false"/>
+                <w:bCs w:val="false"/>
+                <w:color w:val="1F1D1B"/>
                 <w:sz w:val="20"/>
                 <w:szCs w:val="20"/>
               </w:rPr>
@@ -460,21 +389,20 @@
         <w:tc>
           <w:tcPr>
             <w:tcW w:type="dxa" w:w="4600"/>
-            <w:shd w:fill="FFFFFF" w:val="clear"/>
-            <w:tcMar>
-              <w:top w:type="dxa" w:w="100"/>
-              <w:left w:type="dxa" w:w="140"/>
-              <w:bottom w:type="dxa" w:w="100"/>
-              <w:right w:type="dxa" w:w="140"/>
-            </w:tcMar>
-          </w:tcPr>
-          <w:p>
-            <w:r>
-              <w:rPr>
-                <w:rFonts w:ascii="Calibri" w:cs="Calibri" w:eastAsia="Calibri" w:hAnsi="Calibri"/>
-                <w:b w:val="false"/>
-                <w:bCs w:val="false"/>
-                <w:color w:val="2A2622"/>
+            <w:tcMar>
+              <w:top w:type="dxa" w:w="110"/>
+              <w:left w:type="dxa" w:w="0"/>
+              <w:bottom w:type="dxa" w:w="110"/>
+              <w:right w:type="dxa" w:w="140"/>
+            </w:tcMar>
+          </w:tcPr>
+          <w:p>
+            <w:r>
+              <w:rPr>
+                <w:rFonts w:ascii="Arial" w:cs="Arial" w:eastAsia="Arial" w:hAnsi="Arial"/>
+                <w:b w:val="false"/>
+                <w:bCs w:val="false"/>
+                <w:color w:val="1F1D1B"/>
                 <w:sz w:val="20"/>
                 <w:szCs w:val="20"/>
               </w:rPr>
@@ -485,21 +413,20 @@
         <w:tc>
           <w:tcPr>
             <w:tcW w:type="dxa" w:w="3200"/>
-            <w:shd w:fill="FFFFFF" w:val="clear"/>
-            <w:tcMar>
-              <w:top w:type="dxa" w:w="100"/>
-              <w:left w:type="dxa" w:w="140"/>
-              <w:bottom w:type="dxa" w:w="100"/>
-              <w:right w:type="dxa" w:w="140"/>
-            </w:tcMar>
-          </w:tcPr>
-          <w:p>
-            <w:r>
-              <w:rPr>
-                <w:rFonts w:ascii="Calibri" w:cs="Calibri" w:eastAsia="Calibri" w:hAnsi="Calibri"/>
-                <w:b w:val="false"/>
-                <w:bCs w:val="false"/>
-                <w:color w:val="2A2622"/>
+            <w:tcMar>
+              <w:top w:type="dxa" w:w="110"/>
+              <w:left w:type="dxa" w:w="0"/>
+              <w:bottom w:type="dxa" w:w="110"/>
+              <w:right w:type="dxa" w:w="140"/>
+            </w:tcMar>
+          </w:tcPr>
+          <w:p>
+            <w:r>
+              <w:rPr>
+                <w:rFonts w:ascii="Arial" w:cs="Arial" w:eastAsia="Arial" w:hAnsi="Arial"/>
+                <w:b w:val="false"/>
+                <w:bCs w:val="false"/>
+                <w:color w:val="1F1D1B"/>
                 <w:sz w:val="20"/>
                 <w:szCs w:val="20"/>
               </w:rPr>
@@ -515,21 +442,20 @@
         <w:tc>
           <w:tcPr>
             <w:tcW w:type="dxa" w:w="2000"/>
-            <w:shd w:fill="FBF7F2" w:val="clear"/>
-            <w:tcMar>
-              <w:top w:type="dxa" w:w="100"/>
-              <w:left w:type="dxa" w:w="140"/>
-              <w:bottom w:type="dxa" w:w="100"/>
-              <w:right w:type="dxa" w:w="140"/>
-            </w:tcMar>
-          </w:tcPr>
-          <w:p>
-            <w:r>
-              <w:rPr>
-                <w:rFonts w:ascii="Calibri" w:cs="Calibri" w:eastAsia="Calibri" w:hAnsi="Calibri"/>
-                <w:b w:val="false"/>
-                <w:bCs w:val="false"/>
-                <w:color w:val="2A2622"/>
+            <w:tcMar>
+              <w:top w:type="dxa" w:w="110"/>
+              <w:left w:type="dxa" w:w="0"/>
+              <w:bottom w:type="dxa" w:w="110"/>
+              <w:right w:type="dxa" w:w="140"/>
+            </w:tcMar>
+          </w:tcPr>
+          <w:p>
+            <w:r>
+              <w:rPr>
+                <w:rFonts w:ascii="Arial" w:cs="Arial" w:eastAsia="Arial" w:hAnsi="Arial"/>
+                <w:b w:val="false"/>
+                <w:bCs w:val="false"/>
+                <w:color w:val="1F1D1B"/>
                 <w:sz w:val="20"/>
                 <w:szCs w:val="20"/>
               </w:rPr>
@@ -540,21 +466,20 @@
         <w:tc>
           <w:tcPr>
             <w:tcW w:type="dxa" w:w="4600"/>
-            <w:shd w:fill="FBF7F2" w:val="clear"/>
-            <w:tcMar>
-              <w:top w:type="dxa" w:w="100"/>
-              <w:left w:type="dxa" w:w="140"/>
-              <w:bottom w:type="dxa" w:w="100"/>
-              <w:right w:type="dxa" w:w="140"/>
-            </w:tcMar>
-          </w:tcPr>
-          <w:p>
-            <w:r>
-              <w:rPr>
-                <w:rFonts w:ascii="Calibri" w:cs="Calibri" w:eastAsia="Calibri" w:hAnsi="Calibri"/>
-                <w:b w:val="false"/>
-                <w:bCs w:val="false"/>
-                <w:color w:val="2A2622"/>
+            <w:tcMar>
+              <w:top w:type="dxa" w:w="110"/>
+              <w:left w:type="dxa" w:w="0"/>
+              <w:bottom w:type="dxa" w:w="110"/>
+              <w:right w:type="dxa" w:w="140"/>
+            </w:tcMar>
+          </w:tcPr>
+          <w:p>
+            <w:r>
+              <w:rPr>
+                <w:rFonts w:ascii="Arial" w:cs="Arial" w:eastAsia="Arial" w:hAnsi="Arial"/>
+                <w:b w:val="false"/>
+                <w:bCs w:val="false"/>
+                <w:color w:val="1F1D1B"/>
                 <w:sz w:val="20"/>
                 <w:szCs w:val="20"/>
               </w:rPr>
@@ -565,21 +490,20 @@
         <w:tc>
           <w:tcPr>
             <w:tcW w:type="dxa" w:w="3200"/>
-            <w:shd w:fill="FBF7F2" w:val="clear"/>
-            <w:tcMar>
-              <w:top w:type="dxa" w:w="100"/>
-              <w:left w:type="dxa" w:w="140"/>
-              <w:bottom w:type="dxa" w:w="100"/>
-              <w:right w:type="dxa" w:w="140"/>
-            </w:tcMar>
-          </w:tcPr>
-          <w:p>
-            <w:r>
-              <w:rPr>
-                <w:rFonts w:ascii="Calibri" w:cs="Calibri" w:eastAsia="Calibri" w:hAnsi="Calibri"/>
-                <w:b w:val="false"/>
-                <w:bCs w:val="false"/>
-                <w:color w:val="2A2622"/>
+            <w:tcMar>
+              <w:top w:type="dxa" w:w="110"/>
+              <w:left w:type="dxa" w:w="0"/>
+              <w:bottom w:type="dxa" w:w="110"/>
+              <w:right w:type="dxa" w:w="140"/>
+            </w:tcMar>
+          </w:tcPr>
+          <w:p>
+            <w:r>
+              <w:rPr>
+                <w:rFonts w:ascii="Arial" w:cs="Arial" w:eastAsia="Arial" w:hAnsi="Arial"/>
+                <w:b w:val="false"/>
+                <w:bCs w:val="false"/>
+                <w:color w:val="1F1D1B"/>
                 <w:sz w:val="20"/>
                 <w:szCs w:val="20"/>
               </w:rPr>
@@ -595,21 +519,20 @@
         <w:tc>
           <w:tcPr>
             <w:tcW w:type="dxa" w:w="2000"/>
-            <w:shd w:fill="FFFFFF" w:val="clear"/>
-            <w:tcMar>
-              <w:top w:type="dxa" w:w="100"/>
-              <w:left w:type="dxa" w:w="140"/>
-              <w:bottom w:type="dxa" w:w="100"/>
-              <w:right w:type="dxa" w:w="140"/>
-            </w:tcMar>
-          </w:tcPr>
-          <w:p>
-            <w:r>
-              <w:rPr>
-                <w:rFonts w:ascii="Calibri" w:cs="Calibri" w:eastAsia="Calibri" w:hAnsi="Calibri"/>
-                <w:b w:val="false"/>
-                <w:bCs w:val="false"/>
-                <w:color w:val="2A2622"/>
+            <w:tcMar>
+              <w:top w:type="dxa" w:w="110"/>
+              <w:left w:type="dxa" w:w="0"/>
+              <w:bottom w:type="dxa" w:w="110"/>
+              <w:right w:type="dxa" w:w="140"/>
+            </w:tcMar>
+          </w:tcPr>
+          <w:p>
+            <w:r>
+              <w:rPr>
+                <w:rFonts w:ascii="Arial" w:cs="Arial" w:eastAsia="Arial" w:hAnsi="Arial"/>
+                <w:b w:val="false"/>
+                <w:bCs w:val="false"/>
+                <w:color w:val="1F1D1B"/>
                 <w:sz w:val="20"/>
                 <w:szCs w:val="20"/>
               </w:rPr>
@@ -620,21 +543,20 @@
         <w:tc>
           <w:tcPr>
             <w:tcW w:type="dxa" w:w="4600"/>
-            <w:shd w:fill="FFFFFF" w:val="clear"/>
-            <w:tcMar>
-              <w:top w:type="dxa" w:w="100"/>
-              <w:left w:type="dxa" w:w="140"/>
-              <w:bottom w:type="dxa" w:w="100"/>
-              <w:right w:type="dxa" w:w="140"/>
-            </w:tcMar>
-          </w:tcPr>
-          <w:p>
-            <w:r>
-              <w:rPr>
-                <w:rFonts w:ascii="Calibri" w:cs="Calibri" w:eastAsia="Calibri" w:hAnsi="Calibri"/>
-                <w:b w:val="false"/>
-                <w:bCs w:val="false"/>
-                <w:color w:val="2A2622"/>
+            <w:tcMar>
+              <w:top w:type="dxa" w:w="110"/>
+              <w:left w:type="dxa" w:w="0"/>
+              <w:bottom w:type="dxa" w:w="110"/>
+              <w:right w:type="dxa" w:w="140"/>
+            </w:tcMar>
+          </w:tcPr>
+          <w:p>
+            <w:r>
+              <w:rPr>
+                <w:rFonts w:ascii="Arial" w:cs="Arial" w:eastAsia="Arial" w:hAnsi="Arial"/>
+                <w:b w:val="false"/>
+                <w:bCs w:val="false"/>
+                <w:color w:val="1F1D1B"/>
                 <w:sz w:val="20"/>
                 <w:szCs w:val="20"/>
               </w:rPr>
@@ -645,21 +567,20 @@
         <w:tc>
           <w:tcPr>
             <w:tcW w:type="dxa" w:w="3200"/>
-            <w:shd w:fill="FFFFFF" w:val="clear"/>
-            <w:tcMar>
-              <w:top w:type="dxa" w:w="100"/>
-              <w:left w:type="dxa" w:w="140"/>
-              <w:bottom w:type="dxa" w:w="100"/>
-              <w:right w:type="dxa" w:w="140"/>
-            </w:tcMar>
-          </w:tcPr>
-          <w:p>
-            <w:r>
-              <w:rPr>
-                <w:rFonts w:ascii="Calibri" w:cs="Calibri" w:eastAsia="Calibri" w:hAnsi="Calibri"/>
-                <w:b w:val="false"/>
-                <w:bCs w:val="false"/>
-                <w:color w:val="2A2622"/>
+            <w:tcMar>
+              <w:top w:type="dxa" w:w="110"/>
+              <w:left w:type="dxa" w:w="0"/>
+              <w:bottom w:type="dxa" w:w="110"/>
+              <w:right w:type="dxa" w:w="140"/>
+            </w:tcMar>
+          </w:tcPr>
+          <w:p>
+            <w:r>
+              <w:rPr>
+                <w:rFonts w:ascii="Arial" w:cs="Arial" w:eastAsia="Arial" w:hAnsi="Arial"/>
+                <w:b w:val="false"/>
+                <w:bCs w:val="false"/>
+                <w:color w:val="1F1D1B"/>
                 <w:sz w:val="20"/>
                 <w:szCs w:val="20"/>
               </w:rPr>
@@ -675,21 +596,20 @@
         <w:tc>
           <w:tcPr>
             <w:tcW w:type="dxa" w:w="2000"/>
-            <w:shd w:fill="FBF7F2" w:val="clear"/>
-            <w:tcMar>
-              <w:top w:type="dxa" w:w="100"/>
-              <w:left w:type="dxa" w:w="140"/>
-              <w:bottom w:type="dxa" w:w="100"/>
-              <w:right w:type="dxa" w:w="140"/>
-            </w:tcMar>
-          </w:tcPr>
-          <w:p>
-            <w:r>
-              <w:rPr>
-                <w:rFonts w:ascii="Calibri" w:cs="Calibri" w:eastAsia="Calibri" w:hAnsi="Calibri"/>
-                <w:b w:val="false"/>
-                <w:bCs w:val="false"/>
-                <w:color w:val="2A2622"/>
+            <w:tcMar>
+              <w:top w:type="dxa" w:w="110"/>
+              <w:left w:type="dxa" w:w="0"/>
+              <w:bottom w:type="dxa" w:w="110"/>
+              <w:right w:type="dxa" w:w="140"/>
+            </w:tcMar>
+          </w:tcPr>
+          <w:p>
+            <w:r>
+              <w:rPr>
+                <w:rFonts w:ascii="Arial" w:cs="Arial" w:eastAsia="Arial" w:hAnsi="Arial"/>
+                <w:b w:val="false"/>
+                <w:bCs w:val="false"/>
+                <w:color w:val="1F1D1B"/>
                 <w:sz w:val="20"/>
                 <w:szCs w:val="20"/>
               </w:rPr>
@@ -700,21 +620,20 @@
         <w:tc>
           <w:tcPr>
             <w:tcW w:type="dxa" w:w="4600"/>
-            <w:shd w:fill="FBF7F2" w:val="clear"/>
-            <w:tcMar>
-              <w:top w:type="dxa" w:w="100"/>
-              <w:left w:type="dxa" w:w="140"/>
-              <w:bottom w:type="dxa" w:w="100"/>
-              <w:right w:type="dxa" w:w="140"/>
-            </w:tcMar>
-          </w:tcPr>
-          <w:p>
-            <w:r>
-              <w:rPr>
-                <w:rFonts w:ascii="Calibri" w:cs="Calibri" w:eastAsia="Calibri" w:hAnsi="Calibri"/>
-                <w:b w:val="false"/>
-                <w:bCs w:val="false"/>
-                <w:color w:val="2A2622"/>
+            <w:tcMar>
+              <w:top w:type="dxa" w:w="110"/>
+              <w:left w:type="dxa" w:w="0"/>
+              <w:bottom w:type="dxa" w:w="110"/>
+              <w:right w:type="dxa" w:w="140"/>
+            </w:tcMar>
+          </w:tcPr>
+          <w:p>
+            <w:r>
+              <w:rPr>
+                <w:rFonts w:ascii="Arial" w:cs="Arial" w:eastAsia="Arial" w:hAnsi="Arial"/>
+                <w:b w:val="false"/>
+                <w:bCs w:val="false"/>
+                <w:color w:val="1F1D1B"/>
                 <w:sz w:val="20"/>
                 <w:szCs w:val="20"/>
               </w:rPr>
@@ -725,21 +644,20 @@
         <w:tc>
           <w:tcPr>
             <w:tcW w:type="dxa" w:w="3200"/>
-            <w:shd w:fill="FBF7F2" w:val="clear"/>
-            <w:tcMar>
-              <w:top w:type="dxa" w:w="100"/>
-              <w:left w:type="dxa" w:w="140"/>
-              <w:bottom w:type="dxa" w:w="100"/>
-              <w:right w:type="dxa" w:w="140"/>
-            </w:tcMar>
-          </w:tcPr>
-          <w:p>
-            <w:r>
-              <w:rPr>
-                <w:rFonts w:ascii="Calibri" w:cs="Calibri" w:eastAsia="Calibri" w:hAnsi="Calibri"/>
-                <w:b w:val="false"/>
-                <w:bCs w:val="false"/>
-                <w:color w:val="2A2622"/>
+            <w:tcMar>
+              <w:top w:type="dxa" w:w="110"/>
+              <w:left w:type="dxa" w:w="0"/>
+              <w:bottom w:type="dxa" w:w="110"/>
+              <w:right w:type="dxa" w:w="140"/>
+            </w:tcMar>
+          </w:tcPr>
+          <w:p>
+            <w:r>
+              <w:rPr>
+                <w:rFonts w:ascii="Arial" w:cs="Arial" w:eastAsia="Arial" w:hAnsi="Arial"/>
+                <w:b w:val="false"/>
+                <w:bCs w:val="false"/>
+                <w:color w:val="1F1D1B"/>
                 <w:sz w:val="20"/>
                 <w:szCs w:val="20"/>
               </w:rPr>
@@ -760,12 +678,12 @@
       </w:pPr>
       <w:r>
         <w:rPr>
-          <w:rFonts w:ascii="Calibri" w:cs="Calibri" w:eastAsia="Calibri" w:hAnsi="Calibri"/>
+          <w:rFonts w:ascii="Arial" w:cs="Arial" w:eastAsia="Arial" w:hAnsi="Arial"/>
           <w:b w:val="false"/>
           <w:bCs w:val="false"/>
           <w:i w:val="false"/>
           <w:iCs w:val="false"/>
-          <w:color w:val="2A2622"/>
+          <w:color w:val="1F1D1B"/>
           <w:sz w:val="21"/>
           <w:szCs w:val="21"/>
         </w:rPr>
@@ -781,18 +699,18 @@
       <w:pPr>
         <w:pStyle w:val="Heading1"/>
         <w:pBdr>
-          <w:bottom w:val="single" w:color="A85832" w:sz="6" w:space="6"/>
+          <w:top w:val="single" w:color="8FA69E" w:sz="4" w:space="14"/>
         </w:pBdr>
-        <w:spacing w:after="140" w:before="320"/>
-      </w:pPr>
-      <w:r>
-        <w:rPr>
-          <w:rFonts w:ascii="Georgia" w:cs="Georgia" w:eastAsia="Georgia" w:hAnsi="Georgia"/>
+        <w:spacing w:after="160" w:before="380"/>
+      </w:pPr>
+      <w:r>
+        <w:rPr>
+          <w:rFonts w:ascii="Arial" w:cs="Arial" w:eastAsia="Arial" w:hAnsi="Arial"/>
           <w:b/>
           <w:bCs/>
-          <w:color w:val="2E2034"/>
-          <w:sz w:val="30"/>
-          <w:szCs w:val="30"/>
+          <w:color w:val="1F1D1B"/>
+          <w:sz w:val="27"/>
+          <w:szCs w:val="27"/>
         </w:rPr>
         <w:t xml:space="preserve">Editing your site yourself</w:t>
       </w:r>
@@ -803,12 +721,12 @@
       </w:pPr>
       <w:r>
         <w:rPr>
-          <w:rFonts w:ascii="Calibri" w:cs="Calibri" w:eastAsia="Calibri" w:hAnsi="Calibri"/>
+          <w:rFonts w:ascii="Arial" w:cs="Arial" w:eastAsia="Arial" w:hAnsi="Arial"/>
           <w:b w:val="false"/>
           <w:bCs w:val="false"/>
           <w:i w:val="false"/>
           <w:iCs w:val="false"/>
-          <w:color w:val="2A2622"/>
+          <w:color w:val="1F1D1B"/>
           <w:sz w:val="21"/>
           <w:szCs w:val="21"/>
         </w:rPr>
@@ -818,16 +736,16 @@
     <w:p>
       <w:pPr>
         <w:pStyle w:val="Heading2"/>
-        <w:spacing w:after="100" w:before="260"/>
-      </w:pPr>
-      <w:r>
-        <w:rPr>
-          <w:rFonts w:ascii="Georgia" w:cs="Georgia" w:eastAsia="Georgia" w:hAnsi="Georgia"/>
+        <w:spacing w:after="100" w:before="240"/>
+      </w:pPr>
+      <w:r>
+        <w:rPr>
+          <w:rFonts w:ascii="Arial" w:cs="Arial" w:eastAsia="Arial" w:hAnsi="Arial"/>
           <w:b/>
           <w:bCs/>
-          <w:color w:val="82431F"/>
-          <w:sz w:val="24"/>
-          <w:szCs w:val="24"/>
+          <w:color w:val="1F1D1B"/>
+          <w:sz w:val="22"/>
+          <w:szCs w:val="22"/>
         </w:rPr>
         <w:t xml:space="preserve">What you can change</w:t>
       </w:r>
@@ -836,12 +754,12 @@
       <w:tblPr>
         <w:tblW w:type="dxa" w:w="9800"/>
         <w:tblBorders>
-          <w:top w:val="single" w:color="DDD3C6" w:sz="2"/>
-          <w:left w:val="single" w:color="DDD3C6" w:sz="2"/>
-          <w:bottom w:val="single" w:color="DDD3C6" w:sz="2"/>
-          <w:right w:val="single" w:color="DDD3C6" w:sz="2"/>
-          <w:insideH w:val="single" w:color="DDD3C6" w:sz="2"/>
-          <w:insideV w:val="single" w:color="DDD3C6" w:sz="2"/>
+          <w:top w:val="single" w:color="1F1D1B" w:sz="4"/>
+          <w:left w:val="none" w:color="FFFFFF" w:sz="0"/>
+          <w:bottom w:val="single" w:color="CFC7BB" w:sz="2"/>
+          <w:right w:val="none" w:color="FFFFFF" w:sz="0"/>
+          <w:insideH w:val="single" w:color="CFC7BB" w:sz="2"/>
+          <w:insideV w:val="none" w:color="FFFFFF" w:sz="0"/>
         </w:tblBorders>
       </w:tblPr>
       <w:tblGrid>
@@ -855,21 +773,20 @@
         <w:tc>
           <w:tcPr>
             <w:tcW w:type="dxa" w:w="2600"/>
-            <w:shd w:fill="2E2034" w:val="clear"/>
-            <w:tcMar>
-              <w:top w:type="dxa" w:w="100"/>
-              <w:left w:type="dxa" w:w="140"/>
-              <w:bottom w:type="dxa" w:w="100"/>
-              <w:right w:type="dxa" w:w="140"/>
-            </w:tcMar>
-          </w:tcPr>
-          <w:p>
-            <w:r>
-              <w:rPr>
-                <w:rFonts w:ascii="Calibri" w:cs="Calibri" w:eastAsia="Calibri" w:hAnsi="Calibri"/>
+            <w:tcMar>
+              <w:top w:type="dxa" w:w="110"/>
+              <w:left w:type="dxa" w:w="0"/>
+              <w:bottom w:type="dxa" w:w="110"/>
+              <w:right w:type="dxa" w:w="140"/>
+            </w:tcMar>
+          </w:tcPr>
+          <w:p>
+            <w:r>
+              <w:rPr>
+                <w:rFonts w:ascii="Arial" w:cs="Arial" w:eastAsia="Arial" w:hAnsi="Arial"/>
                 <w:b/>
                 <w:bCs/>
-                <w:color w:val="FFFFFF"/>
+                <w:color w:val="1F1D1B"/>
                 <w:sz w:val="19"/>
                 <w:szCs w:val="19"/>
               </w:rPr>
@@ -880,21 +797,20 @@
         <w:tc>
           <w:tcPr>
             <w:tcW w:type="dxa" w:w="7200"/>
-            <w:shd w:fill="2E2034" w:val="clear"/>
-            <w:tcMar>
-              <w:top w:type="dxa" w:w="100"/>
-              <w:left w:type="dxa" w:w="140"/>
-              <w:bottom w:type="dxa" w:w="100"/>
-              <w:right w:type="dxa" w:w="140"/>
-            </w:tcMar>
-          </w:tcPr>
-          <w:p>
-            <w:r>
-              <w:rPr>
-                <w:rFonts w:ascii="Calibri" w:cs="Calibri" w:eastAsia="Calibri" w:hAnsi="Calibri"/>
+            <w:tcMar>
+              <w:top w:type="dxa" w:w="110"/>
+              <w:left w:type="dxa" w:w="0"/>
+              <w:bottom w:type="dxa" w:w="110"/>
+              <w:right w:type="dxa" w:w="140"/>
+            </w:tcMar>
+          </w:tcPr>
+          <w:p>
+            <w:r>
+              <w:rPr>
+                <w:rFonts w:ascii="Arial" w:cs="Arial" w:eastAsia="Arial" w:hAnsi="Arial"/>
                 <w:b/>
                 <w:bCs/>
-                <w:color w:val="FFFFFF"/>
+                <w:color w:val="1F1D1B"/>
                 <w:sz w:val="19"/>
                 <w:szCs w:val="19"/>
               </w:rPr>
@@ -910,21 +826,20 @@
         <w:tc>
           <w:tcPr>
             <w:tcW w:type="dxa" w:w="2600"/>
-            <w:shd w:fill="FBF7F2" w:val="clear"/>
-            <w:tcMar>
-              <w:top w:type="dxa" w:w="100"/>
-              <w:left w:type="dxa" w:w="140"/>
-              <w:bottom w:type="dxa" w:w="100"/>
-              <w:right w:type="dxa" w:w="140"/>
-            </w:tcMar>
-          </w:tcPr>
-          <w:p>
-            <w:r>
-              <w:rPr>
-                <w:rFonts w:ascii="Calibri" w:cs="Calibri" w:eastAsia="Calibri" w:hAnsi="Calibri"/>
-                <w:b w:val="false"/>
-                <w:bCs w:val="false"/>
-                <w:color w:val="2A2622"/>
+            <w:tcMar>
+              <w:top w:type="dxa" w:w="110"/>
+              <w:left w:type="dxa" w:w="0"/>
+              <w:bottom w:type="dxa" w:w="110"/>
+              <w:right w:type="dxa" w:w="140"/>
+            </w:tcMar>
+          </w:tcPr>
+          <w:p>
+            <w:r>
+              <w:rPr>
+                <w:rFonts w:ascii="Arial" w:cs="Arial" w:eastAsia="Arial" w:hAnsi="Arial"/>
+                <w:b w:val="false"/>
+                <w:bCs w:val="false"/>
+                <w:color w:val="1F1D1B"/>
                 <w:sz w:val="20"/>
                 <w:szCs w:val="20"/>
               </w:rPr>
@@ -935,21 +850,20 @@
         <w:tc>
           <w:tcPr>
             <w:tcW w:type="dxa" w:w="7200"/>
-            <w:shd w:fill="FBF7F2" w:val="clear"/>
-            <w:tcMar>
-              <w:top w:type="dxa" w:w="100"/>
-              <w:left w:type="dxa" w:w="140"/>
-              <w:bottom w:type="dxa" w:w="100"/>
-              <w:right w:type="dxa" w:w="140"/>
-            </w:tcMar>
-          </w:tcPr>
-          <w:p>
-            <w:r>
-              <w:rPr>
-                <w:rFonts w:ascii="Calibri" w:cs="Calibri" w:eastAsia="Calibri" w:hAnsi="Calibri"/>
-                <w:b w:val="false"/>
-                <w:bCs w:val="false"/>
-                <w:color w:val="2A2622"/>
+            <w:tcMar>
+              <w:top w:type="dxa" w:w="110"/>
+              <w:left w:type="dxa" w:w="0"/>
+              <w:bottom w:type="dxa" w:w="110"/>
+              <w:right w:type="dxa" w:w="140"/>
+            </w:tcMar>
+          </w:tcPr>
+          <w:p>
+            <w:r>
+              <w:rPr>
+                <w:rFonts w:ascii="Arial" w:cs="Arial" w:eastAsia="Arial" w:hAnsi="Arial"/>
+                <w:b w:val="false"/>
+                <w:bCs w:val="false"/>
+                <w:color w:val="1F1D1B"/>
                 <w:sz w:val="20"/>
                 <w:szCs w:val="20"/>
               </w:rPr>
@@ -965,21 +879,20 @@
         <w:tc>
           <w:tcPr>
             <w:tcW w:type="dxa" w:w="2600"/>
-            <w:shd w:fill="FFFFFF" w:val="clear"/>
-            <w:tcMar>
-              <w:top w:type="dxa" w:w="100"/>
-              <w:left w:type="dxa" w:w="140"/>
-              <w:bottom w:type="dxa" w:w="100"/>
-              <w:right w:type="dxa" w:w="140"/>
-            </w:tcMar>
-          </w:tcPr>
-          <w:p>
-            <w:r>
-              <w:rPr>
-                <w:rFonts w:ascii="Calibri" w:cs="Calibri" w:eastAsia="Calibri" w:hAnsi="Calibri"/>
-                <w:b w:val="false"/>
-                <w:bCs w:val="false"/>
-                <w:color w:val="2A2622"/>
+            <w:tcMar>
+              <w:top w:type="dxa" w:w="110"/>
+              <w:left w:type="dxa" w:w="0"/>
+              <w:bottom w:type="dxa" w:w="110"/>
+              <w:right w:type="dxa" w:w="140"/>
+            </w:tcMar>
+          </w:tcPr>
+          <w:p>
+            <w:r>
+              <w:rPr>
+                <w:rFonts w:ascii="Arial" w:cs="Arial" w:eastAsia="Arial" w:hAnsi="Arial"/>
+                <w:b w:val="false"/>
+                <w:bCs w:val="false"/>
+                <w:color w:val="1F1D1B"/>
                 <w:sz w:val="20"/>
                 <w:szCs w:val="20"/>
               </w:rPr>
@@ -990,21 +903,20 @@
         <w:tc>
           <w:tcPr>
             <w:tcW w:type="dxa" w:w="7200"/>
-            <w:shd w:fill="FFFFFF" w:val="clear"/>
-            <w:tcMar>
-              <w:top w:type="dxa" w:w="100"/>
-              <w:left w:type="dxa" w:w="140"/>
-              <w:bottom w:type="dxa" w:w="100"/>
-              <w:right w:type="dxa" w:w="140"/>
-            </w:tcMar>
-          </w:tcPr>
-          <w:p>
-            <w:r>
-              <w:rPr>
-                <w:rFonts w:ascii="Calibri" w:cs="Calibri" w:eastAsia="Calibri" w:hAnsi="Calibri"/>
-                <w:b w:val="false"/>
-                <w:bCs w:val="false"/>
-                <w:color w:val="2A2622"/>
+            <w:tcMar>
+              <w:top w:type="dxa" w:w="110"/>
+              <w:left w:type="dxa" w:w="0"/>
+              <w:bottom w:type="dxa" w:w="110"/>
+              <w:right w:type="dxa" w:w="140"/>
+            </w:tcMar>
+          </w:tcPr>
+          <w:p>
+            <w:r>
+              <w:rPr>
+                <w:rFonts w:ascii="Arial" w:cs="Arial" w:eastAsia="Arial" w:hAnsi="Arial"/>
+                <w:b w:val="false"/>
+                <w:bCs w:val="false"/>
+                <w:color w:val="1F1D1B"/>
                 <w:sz w:val="20"/>
                 <w:szCs w:val="20"/>
               </w:rPr>
@@ -1020,21 +932,20 @@
         <w:tc>
           <w:tcPr>
             <w:tcW w:type="dxa" w:w="2600"/>
-            <w:shd w:fill="FBF7F2" w:val="clear"/>
-            <w:tcMar>
-              <w:top w:type="dxa" w:w="100"/>
-              <w:left w:type="dxa" w:w="140"/>
-              <w:bottom w:type="dxa" w:w="100"/>
-              <w:right w:type="dxa" w:w="140"/>
-            </w:tcMar>
-          </w:tcPr>
-          <w:p>
-            <w:r>
-              <w:rPr>
-                <w:rFonts w:ascii="Calibri" w:cs="Calibri" w:eastAsia="Calibri" w:hAnsi="Calibri"/>
-                <w:b w:val="false"/>
-                <w:bCs w:val="false"/>
-                <w:color w:val="2A2622"/>
+            <w:tcMar>
+              <w:top w:type="dxa" w:w="110"/>
+              <w:left w:type="dxa" w:w="0"/>
+              <w:bottom w:type="dxa" w:w="110"/>
+              <w:right w:type="dxa" w:w="140"/>
+            </w:tcMar>
+          </w:tcPr>
+          <w:p>
+            <w:r>
+              <w:rPr>
+                <w:rFonts w:ascii="Arial" w:cs="Arial" w:eastAsia="Arial" w:hAnsi="Arial"/>
+                <w:b w:val="false"/>
+                <w:bCs w:val="false"/>
+                <w:color w:val="1F1D1B"/>
                 <w:sz w:val="20"/>
                 <w:szCs w:val="20"/>
               </w:rPr>
@@ -1045,21 +956,20 @@
         <w:tc>
           <w:tcPr>
             <w:tcW w:type="dxa" w:w="7200"/>
-            <w:shd w:fill="FBF7F2" w:val="clear"/>
-            <w:tcMar>
-              <w:top w:type="dxa" w:w="100"/>
-              <w:left w:type="dxa" w:w="140"/>
-              <w:bottom w:type="dxa" w:w="100"/>
-              <w:right w:type="dxa" w:w="140"/>
-            </w:tcMar>
-          </w:tcPr>
-          <w:p>
-            <w:r>
-              <w:rPr>
-                <w:rFonts w:ascii="Calibri" w:cs="Calibri" w:eastAsia="Calibri" w:hAnsi="Calibri"/>
-                <w:b w:val="false"/>
-                <w:bCs w:val="false"/>
-                <w:color w:val="2A2622"/>
+            <w:tcMar>
+              <w:top w:type="dxa" w:w="110"/>
+              <w:left w:type="dxa" w:w="0"/>
+              <w:bottom w:type="dxa" w:w="110"/>
+              <w:right w:type="dxa" w:w="140"/>
+            </w:tcMar>
+          </w:tcPr>
+          <w:p>
+            <w:r>
+              <w:rPr>
+                <w:rFonts w:ascii="Arial" w:cs="Arial" w:eastAsia="Arial" w:hAnsi="Arial"/>
+                <w:b w:val="false"/>
+                <w:bCs w:val="false"/>
+                <w:color w:val="1F1D1B"/>
                 <w:sz w:val="20"/>
                 <w:szCs w:val="20"/>
               </w:rPr>
@@ -1075,21 +985,20 @@
         <w:tc>
           <w:tcPr>
             <w:tcW w:type="dxa" w:w="2600"/>
-            <w:shd w:fill="FFFFFF" w:val="clear"/>
-            <w:tcMar>
-              <w:top w:type="dxa" w:w="100"/>
-              <w:left w:type="dxa" w:w="140"/>
-              <w:bottom w:type="dxa" w:w="100"/>
-              <w:right w:type="dxa" w:w="140"/>
-            </w:tcMar>
-          </w:tcPr>
-          <w:p>
-            <w:r>
-              <w:rPr>
-                <w:rFonts w:ascii="Calibri" w:cs="Calibri" w:eastAsia="Calibri" w:hAnsi="Calibri"/>
-                <w:b w:val="false"/>
-                <w:bCs w:val="false"/>
-                <w:color w:val="2A2622"/>
+            <w:tcMar>
+              <w:top w:type="dxa" w:w="110"/>
+              <w:left w:type="dxa" w:w="0"/>
+              <w:bottom w:type="dxa" w:w="110"/>
+              <w:right w:type="dxa" w:w="140"/>
+            </w:tcMar>
+          </w:tcPr>
+          <w:p>
+            <w:r>
+              <w:rPr>
+                <w:rFonts w:ascii="Arial" w:cs="Arial" w:eastAsia="Arial" w:hAnsi="Arial"/>
+                <w:b w:val="false"/>
+                <w:bCs w:val="false"/>
+                <w:color w:val="1F1D1B"/>
                 <w:sz w:val="20"/>
                 <w:szCs w:val="20"/>
               </w:rPr>
@@ -1100,21 +1009,20 @@
         <w:tc>
           <w:tcPr>
             <w:tcW w:type="dxa" w:w="7200"/>
-            <w:shd w:fill="FFFFFF" w:val="clear"/>
-            <w:tcMar>
-              <w:top w:type="dxa" w:w="100"/>
-              <w:left w:type="dxa" w:w="140"/>
-              <w:bottom w:type="dxa" w:w="100"/>
-              <w:right w:type="dxa" w:w="140"/>
-            </w:tcMar>
-          </w:tcPr>
-          <w:p>
-            <w:r>
-              <w:rPr>
-                <w:rFonts w:ascii="Calibri" w:cs="Calibri" w:eastAsia="Calibri" w:hAnsi="Calibri"/>
-                <w:b w:val="false"/>
-                <w:bCs w:val="false"/>
-                <w:color w:val="2A2622"/>
+            <w:tcMar>
+              <w:top w:type="dxa" w:w="110"/>
+              <w:left w:type="dxa" w:w="0"/>
+              <w:bottom w:type="dxa" w:w="110"/>
+              <w:right w:type="dxa" w:w="140"/>
+            </w:tcMar>
+          </w:tcPr>
+          <w:p>
+            <w:r>
+              <w:rPr>
+                <w:rFonts w:ascii="Arial" w:cs="Arial" w:eastAsia="Arial" w:hAnsi="Arial"/>
+                <w:b w:val="false"/>
+                <w:bCs w:val="false"/>
+                <w:color w:val="1F1D1B"/>
                 <w:sz w:val="20"/>
                 <w:szCs w:val="20"/>
               </w:rPr>
@@ -1130,21 +1038,20 @@
         <w:tc>
           <w:tcPr>
             <w:tcW w:type="dxa" w:w="2600"/>
-            <w:shd w:fill="FBF7F2" w:val="clear"/>
-            <w:tcMar>
-              <w:top w:type="dxa" w:w="100"/>
-              <w:left w:type="dxa" w:w="140"/>
-              <w:bottom w:type="dxa" w:w="100"/>
-              <w:right w:type="dxa" w:w="140"/>
-            </w:tcMar>
-          </w:tcPr>
-          <w:p>
-            <w:r>
-              <w:rPr>
-                <w:rFonts w:ascii="Calibri" w:cs="Calibri" w:eastAsia="Calibri" w:hAnsi="Calibri"/>
-                <w:b w:val="false"/>
-                <w:bCs w:val="false"/>
-                <w:color w:val="2A2622"/>
+            <w:tcMar>
+              <w:top w:type="dxa" w:w="110"/>
+              <w:left w:type="dxa" w:w="0"/>
+              <w:bottom w:type="dxa" w:w="110"/>
+              <w:right w:type="dxa" w:w="140"/>
+            </w:tcMar>
+          </w:tcPr>
+          <w:p>
+            <w:r>
+              <w:rPr>
+                <w:rFonts w:ascii="Arial" w:cs="Arial" w:eastAsia="Arial" w:hAnsi="Arial"/>
+                <w:b w:val="false"/>
+                <w:bCs w:val="false"/>
+                <w:color w:val="1F1D1B"/>
                 <w:sz w:val="20"/>
                 <w:szCs w:val="20"/>
               </w:rPr>
@@ -1155,21 +1062,20 @@
         <w:tc>
           <w:tcPr>
             <w:tcW w:type="dxa" w:w="7200"/>
-            <w:shd w:fill="FBF7F2" w:val="clear"/>
-            <w:tcMar>
-              <w:top w:type="dxa" w:w="100"/>
-              <w:left w:type="dxa" w:w="140"/>
-              <w:bottom w:type="dxa" w:w="100"/>
-              <w:right w:type="dxa" w:w="140"/>
-            </w:tcMar>
-          </w:tcPr>
-          <w:p>
-            <w:r>
-              <w:rPr>
-                <w:rFonts w:ascii="Calibri" w:cs="Calibri" w:eastAsia="Calibri" w:hAnsi="Calibri"/>
-                <w:b w:val="false"/>
-                <w:bCs w:val="false"/>
-                <w:color w:val="2A2622"/>
+            <w:tcMar>
+              <w:top w:type="dxa" w:w="110"/>
+              <w:left w:type="dxa" w:w="0"/>
+              <w:bottom w:type="dxa" w:w="110"/>
+              <w:right w:type="dxa" w:w="140"/>
+            </w:tcMar>
+          </w:tcPr>
+          <w:p>
+            <w:r>
+              <w:rPr>
+                <w:rFonts w:ascii="Arial" w:cs="Arial" w:eastAsia="Arial" w:hAnsi="Arial"/>
+                <w:b w:val="false"/>
+                <w:bCs w:val="false"/>
+                <w:color w:val="1F1D1B"/>
                 <w:sz w:val="20"/>
                 <w:szCs w:val="20"/>
               </w:rPr>
@@ -1190,12 +1096,12 @@
       </w:pPr>
       <w:r>
         <w:rPr>
-          <w:rFonts w:ascii="Calibri" w:cs="Calibri" w:eastAsia="Calibri" w:hAnsi="Calibri"/>
+          <w:rFonts w:ascii="Arial" w:cs="Arial" w:eastAsia="Arial" w:hAnsi="Arial"/>
           <w:b w:val="false"/>
           <w:bCs w:val="false"/>
           <w:i w:val="false"/>
           <w:iCs w:val="false"/>
-          <w:color w:val="2A2622"/>
+          <w:color w:val="1F1D1B"/>
           <w:sz w:val="21"/>
           <w:szCs w:val="21"/>
         </w:rPr>
@@ -1206,10 +1112,10 @@
       <w:tblPr>
         <w:tblW w:type="pct" w:w="100%"/>
         <w:tblBorders>
-          <w:top w:val="single" w:color="A85832" w:sz="4"/>
-          <w:left w:val="single" w:color="A85832" w:sz="4"/>
-          <w:bottom w:val="single" w:color="A85832" w:sz="4"/>
-          <w:right w:val="single" w:color="A85832" w:sz="4"/>
+          <w:top w:val="single" w:color="CFC7BB" w:sz="4"/>
+          <w:left w:val="none" w:color="FFFFFF" w:sz="0"/>
+          <w:bottom w:val="single" w:color="CFC7BB" w:sz="4"/>
+          <w:right w:val="none" w:color="FFFFFF" w:sz="0"/>
           <w:insideH w:val="none" w:color="FFFFFF" w:sz="0"/>
           <w:insideV w:val="none" w:color="FFFFFF" w:sz="0"/>
         </w:tblBorders>
@@ -1220,24 +1126,23 @@
       <w:tr>
         <w:tc>
           <w:tcPr>
-            <w:shd w:fill="F4EBE1" w:val="clear"/>
-            <w:tcMar>
-              <w:top w:type="dxa" w:w="160"/>
-              <w:left w:type="dxa" w:w="220"/>
-              <w:bottom w:type="dxa" w:w="160"/>
-              <w:right w:type="dxa" w:w="220"/>
+            <w:tcMar>
+              <w:top w:type="dxa" w:w="140"/>
+              <w:left w:type="dxa" w:w="0"/>
+              <w:bottom w:type="dxa" w:w="140"/>
+              <w:right w:type="dxa" w:w="0"/>
             </w:tcMar>
           </w:tcPr>
           <w:p>
             <w:pPr>
-              <w:spacing w:after="60"/>
+              <w:spacing w:after="40"/>
             </w:pPr>
             <w:r>
               <w:rPr>
-                <w:rFonts w:ascii="Calibri" w:cs="Calibri" w:eastAsia="Calibri" w:hAnsi="Calibri"/>
+                <w:rFonts w:ascii="Arial" w:cs="Arial" w:eastAsia="Arial" w:hAnsi="Arial"/>
                 <w:b/>
                 <w:bCs/>
-                <w:color w:val="82431F"/>
+                <w:color w:val="1F1D1B"/>
                 <w:sz w:val="21"/>
                 <w:szCs w:val="21"/>
               </w:rPr>
@@ -1250,8 +1155,8 @@
             </w:pPr>
             <w:r>
               <w:rPr>
-                <w:rFonts w:ascii="Calibri" w:cs="Calibri" w:eastAsia="Calibri" w:hAnsi="Calibri"/>
-                <w:color w:val="2A2622"/>
+                <w:rFonts w:ascii="Arial" w:cs="Arial" w:eastAsia="Arial" w:hAnsi="Arial"/>
+                <w:color w:val="1F1D1B"/>
                 <w:sz w:val="21"/>
                 <w:szCs w:val="21"/>
               </w:rPr>
@@ -1263,25 +1168,25 @@
     </w:tbl>
     <w:p>
       <w:pPr>
-        <w:spacing w:after="200"/>
+        <w:spacing w:after="160"/>
       </w:pPr>
     </w:p>
     <w:p>
       <w:pPr>
         <w:pStyle w:val="Heading1"/>
         <w:pBdr>
-          <w:bottom w:val="single" w:color="A85832" w:sz="6" w:space="6"/>
+          <w:top w:val="single" w:color="8FA69E" w:sz="4" w:space="14"/>
         </w:pBdr>
-        <w:spacing w:after="140" w:before="320"/>
-      </w:pPr>
-      <w:r>
-        <w:rPr>
-          <w:rFonts w:ascii="Georgia" w:cs="Georgia" w:eastAsia="Georgia" w:hAnsi="Georgia"/>
+        <w:spacing w:after="160" w:before="380"/>
+      </w:pPr>
+      <w:r>
+        <w:rPr>
+          <w:rFonts w:ascii="Arial" w:cs="Arial" w:eastAsia="Arial" w:hAnsi="Arial"/>
           <w:b/>
           <w:bCs/>
-          <w:color w:val="2E2034"/>
-          <w:sz w:val="30"/>
-          <w:szCs w:val="30"/>
+          <w:color w:val="1F1D1B"/>
+          <w:sz w:val="27"/>
+          <w:szCs w:val="27"/>
         </w:rPr>
         <w:t xml:space="preserve">How your contact form works</w:t>
       </w:r>
@@ -1292,12 +1197,12 @@
       </w:pPr>
       <w:r>
         <w:rPr>
-          <w:rFonts w:ascii="Calibri" w:cs="Calibri" w:eastAsia="Calibri" w:hAnsi="Calibri"/>
+          <w:rFonts w:ascii="Arial" w:cs="Arial" w:eastAsia="Arial" w:hAnsi="Arial"/>
           <w:b w:val="false"/>
           <w:bCs w:val="false"/>
           <w:i w:val="false"/>
           <w:iCs w:val="false"/>
-          <w:color w:val="2A2622"/>
+          <w:color w:val="1F1D1B"/>
           <w:sz w:val="21"/>
           <w:szCs w:val="21"/>
         </w:rPr>
@@ -1307,16 +1212,16 @@
     <w:p>
       <w:pPr>
         <w:pStyle w:val="Heading2"/>
-        <w:spacing w:after="100" w:before="260"/>
-      </w:pPr>
-      <w:r>
-        <w:rPr>
-          <w:rFonts w:ascii="Georgia" w:cs="Georgia" w:eastAsia="Georgia" w:hAnsi="Georgia"/>
+        <w:spacing w:after="100" w:before="240"/>
+      </w:pPr>
+      <w:r>
+        <w:rPr>
+          <w:rFonts w:ascii="Arial" w:cs="Arial" w:eastAsia="Arial" w:hAnsi="Arial"/>
           <w:b/>
           <w:bCs/>
-          <w:color w:val="82431F"/>
-          <w:sz w:val="24"/>
-          <w:szCs w:val="24"/>
+          <w:color w:val="1F1D1B"/>
+          <w:sz w:val="22"/>
+          <w:szCs w:val="22"/>
         </w:rPr>
         <w:t xml:space="preserve">A deliberate limitation — please read</w:t>
       </w:r>
@@ -1327,12 +1232,12 @@
       </w:pPr>
       <w:r>
         <w:rPr>
-          <w:rFonts w:ascii="Calibri" w:cs="Calibri" w:eastAsia="Calibri" w:hAnsi="Calibri"/>
+          <w:rFonts w:ascii="Arial" w:cs="Arial" w:eastAsia="Arial" w:hAnsi="Arial"/>
           <w:b w:val="false"/>
           <w:bCs w:val="false"/>
           <w:i w:val="false"/>
           <w:iCs w:val="false"/>
-          <w:color w:val="2A2622"/>
+          <w:color w:val="1F1D1B"/>
           <w:sz w:val="21"/>
           <w:szCs w:val="21"/>
         </w:rPr>
@@ -1345,39 +1250,39 @@
       </w:pPr>
       <w:r>
         <w:rPr>
-          <w:rFonts w:ascii="Calibri" w:cs="Calibri" w:eastAsia="Calibri" w:hAnsi="Calibri"/>
+          <w:rFonts w:ascii="Arial" w:cs="Arial" w:eastAsia="Arial" w:hAnsi="Arial"/>
           <w:b w:val="false"/>
           <w:bCs w:val="false"/>
           <w:i w:val="false"/>
           <w:iCs w:val="false"/>
-          <w:color w:val="2A2622"/>
+          <w:color w:val="1F1D1B"/>
           <w:sz w:val="21"/>
           <w:szCs w:val="21"/>
         </w:rPr>
-        <w:t xml:space="preserve">In plain terms: it’s built to be safe by design, but if you want to eventually accept real clinical intake through the website, that requires either upgrading to Google Workspace with a signed BAA (roughly $6/user/month) or a dedicated HIPAA-compliant intake form provider. Worth deciding on your own timeline — not urgent, just worth knowing.</w:t>
-      </w:r>
-    </w:p>
-    <w:p>
-      <w:pPr>
-        <w:spacing w:after="200"/>
+        <w:t xml:space="preserve">In plain terms: it’s built to be safe by design, but if you want to eventually accept real clinical intake through the website, that requires upgrading to Google Workspace with a signed BAA (roughly $6/user/month). Worth deciding on your own timeline — not urgent, just worth knowing.</w:t>
+      </w:r>
+    </w:p>
+    <w:p>
+      <w:pPr>
+        <w:spacing w:after="160"/>
       </w:pPr>
     </w:p>
     <w:p>
       <w:pPr>
         <w:pStyle w:val="Heading1"/>
         <w:pBdr>
-          <w:bottom w:val="single" w:color="A85832" w:sz="6" w:space="6"/>
+          <w:top w:val="single" w:color="8FA69E" w:sz="4" w:space="14"/>
         </w:pBdr>
-        <w:spacing w:after="140" w:before="320"/>
-      </w:pPr>
-      <w:r>
-        <w:rPr>
-          <w:rFonts w:ascii="Georgia" w:cs="Georgia" w:eastAsia="Georgia" w:hAnsi="Georgia"/>
+        <w:spacing w:after="160" w:before="380"/>
+      </w:pPr>
+      <w:r>
+        <w:rPr>
+          <w:rFonts w:ascii="Arial" w:cs="Arial" w:eastAsia="Arial" w:hAnsi="Arial"/>
           <w:b/>
           <w:bCs/>
-          <w:color w:val="2E2034"/>
-          <w:sz w:val="30"/>
-          <w:szCs w:val="30"/>
+          <w:color w:val="1F1D1B"/>
+          <w:sz w:val="27"/>
+          <w:szCs w:val="27"/>
         </w:rPr>
         <w:t xml:space="preserve">Accounts and access</w:t>
       </w:r>
@@ -1388,12 +1293,12 @@
       </w:pPr>
       <w:r>
         <w:rPr>
-          <w:rFonts w:ascii="Calibri" w:cs="Calibri" w:eastAsia="Calibri" w:hAnsi="Calibri"/>
+          <w:rFonts w:ascii="Arial" w:cs="Arial" w:eastAsia="Arial" w:hAnsi="Arial"/>
           <w:b w:val="false"/>
           <w:bCs w:val="false"/>
           <w:i w:val="false"/>
           <w:iCs w:val="false"/>
-          <w:color w:val="2A2622"/>
+          <w:color w:val="1F1D1B"/>
           <w:sz w:val="21"/>
           <w:szCs w:val="21"/>
         </w:rPr>
@@ -1404,12 +1309,12 @@
       <w:tblPr>
         <w:tblW w:type="dxa" w:w="9800"/>
         <w:tblBorders>
-          <w:top w:val="single" w:color="DDD3C6" w:sz="2"/>
-          <w:left w:val="single" w:color="DDD3C6" w:sz="2"/>
-          <w:bottom w:val="single" w:color="DDD3C6" w:sz="2"/>
-          <w:right w:val="single" w:color="DDD3C6" w:sz="2"/>
-          <w:insideH w:val="single" w:color="DDD3C6" w:sz="2"/>
-          <w:insideV w:val="single" w:color="DDD3C6" w:sz="2"/>
+          <w:top w:val="single" w:color="1F1D1B" w:sz="4"/>
+          <w:left w:val="none" w:color="FFFFFF" w:sz="0"/>
+          <w:bottom w:val="single" w:color="CFC7BB" w:sz="2"/>
+          <w:right w:val="none" w:color="FFFFFF" w:sz="0"/>
+          <w:insideH w:val="single" w:color="CFC7BB" w:sz="2"/>
+          <w:insideV w:val="none" w:color="FFFFFF" w:sz="0"/>
         </w:tblBorders>
       </w:tblPr>
       <w:tblGrid>
@@ -1424,21 +1329,20 @@
         <w:tc>
           <w:tcPr>
             <w:tcW w:type="dxa" w:w="2200"/>
-            <w:shd w:fill="2E2034" w:val="clear"/>
-            <w:tcMar>
-              <w:top w:type="dxa" w:w="100"/>
-              <w:left w:type="dxa" w:w="140"/>
-              <w:bottom w:type="dxa" w:w="100"/>
-              <w:right w:type="dxa" w:w="140"/>
-            </w:tcMar>
-          </w:tcPr>
-          <w:p>
-            <w:r>
-              <w:rPr>
-                <w:rFonts w:ascii="Calibri" w:cs="Calibri" w:eastAsia="Calibri" w:hAnsi="Calibri"/>
+            <w:tcMar>
+              <w:top w:type="dxa" w:w="110"/>
+              <w:left w:type="dxa" w:w="0"/>
+              <w:bottom w:type="dxa" w:w="110"/>
+              <w:right w:type="dxa" w:w="140"/>
+            </w:tcMar>
+          </w:tcPr>
+          <w:p>
+            <w:r>
+              <w:rPr>
+                <w:rFonts w:ascii="Arial" w:cs="Arial" w:eastAsia="Arial" w:hAnsi="Arial"/>
                 <w:b/>
                 <w:bCs/>
-                <w:color w:val="FFFFFF"/>
+                <w:color w:val="1F1D1B"/>
                 <w:sz w:val="19"/>
                 <w:szCs w:val="19"/>
               </w:rPr>
@@ -1449,21 +1353,20 @@
         <w:tc>
           <w:tcPr>
             <w:tcW w:type="dxa" w:w="3800"/>
-            <w:shd w:fill="2E2034" w:val="clear"/>
-            <w:tcMar>
-              <w:top w:type="dxa" w:w="100"/>
-              <w:left w:type="dxa" w:w="140"/>
-              <w:bottom w:type="dxa" w:w="100"/>
-              <w:right w:type="dxa" w:w="140"/>
-            </w:tcMar>
-          </w:tcPr>
-          <w:p>
-            <w:r>
-              <w:rPr>
-                <w:rFonts w:ascii="Calibri" w:cs="Calibri" w:eastAsia="Calibri" w:hAnsi="Calibri"/>
+            <w:tcMar>
+              <w:top w:type="dxa" w:w="110"/>
+              <w:left w:type="dxa" w:w="0"/>
+              <w:bottom w:type="dxa" w:w="110"/>
+              <w:right w:type="dxa" w:w="140"/>
+            </w:tcMar>
+          </w:tcPr>
+          <w:p>
+            <w:r>
+              <w:rPr>
+                <w:rFonts w:ascii="Arial" w:cs="Arial" w:eastAsia="Arial" w:hAnsi="Arial"/>
                 <w:b/>
                 <w:bCs/>
-                <w:color w:val="FFFFFF"/>
+                <w:color w:val="1F1D1B"/>
                 <w:sz w:val="19"/>
                 <w:szCs w:val="19"/>
               </w:rPr>
@@ -1474,21 +1377,20 @@
         <w:tc>
           <w:tcPr>
             <w:tcW w:type="dxa" w:w="3800"/>
-            <w:shd w:fill="2E2034" w:val="clear"/>
-            <w:tcMar>
-              <w:top w:type="dxa" w:w="100"/>
-              <w:left w:type="dxa" w:w="140"/>
-              <w:bottom w:type="dxa" w:w="100"/>
-              <w:right w:type="dxa" w:w="140"/>
-            </w:tcMar>
-          </w:tcPr>
-          <w:p>
-            <w:r>
-              <w:rPr>
-                <w:rFonts w:ascii="Calibri" w:cs="Calibri" w:eastAsia="Calibri" w:hAnsi="Calibri"/>
+            <w:tcMar>
+              <w:top w:type="dxa" w:w="110"/>
+              <w:left w:type="dxa" w:w="0"/>
+              <w:bottom w:type="dxa" w:w="110"/>
+              <w:right w:type="dxa" w:w="140"/>
+            </w:tcMar>
+          </w:tcPr>
+          <w:p>
+            <w:r>
+              <w:rPr>
+                <w:rFonts w:ascii="Arial" w:cs="Arial" w:eastAsia="Arial" w:hAnsi="Arial"/>
                 <w:b/>
                 <w:bCs/>
-                <w:color w:val="FFFFFF"/>
+                <w:color w:val="1F1D1B"/>
                 <w:sz w:val="19"/>
                 <w:szCs w:val="19"/>
               </w:rPr>
@@ -1504,21 +1406,20 @@
         <w:tc>
           <w:tcPr>
             <w:tcW w:type="dxa" w:w="2200"/>
-            <w:shd w:fill="FBF7F2" w:val="clear"/>
-            <w:tcMar>
-              <w:top w:type="dxa" w:w="100"/>
-              <w:left w:type="dxa" w:w="140"/>
-              <w:bottom w:type="dxa" w:w="100"/>
-              <w:right w:type="dxa" w:w="140"/>
-            </w:tcMar>
-          </w:tcPr>
-          <w:p>
-            <w:r>
-              <w:rPr>
-                <w:rFonts w:ascii="Calibri" w:cs="Calibri" w:eastAsia="Calibri" w:hAnsi="Calibri"/>
-                <w:b w:val="false"/>
-                <w:bCs w:val="false"/>
-                <w:color w:val="2A2622"/>
+            <w:tcMar>
+              <w:top w:type="dxa" w:w="110"/>
+              <w:left w:type="dxa" w:w="0"/>
+              <w:bottom w:type="dxa" w:w="110"/>
+              <w:right w:type="dxa" w:w="140"/>
+            </w:tcMar>
+          </w:tcPr>
+          <w:p>
+            <w:r>
+              <w:rPr>
+                <w:rFonts w:ascii="Arial" w:cs="Arial" w:eastAsia="Arial" w:hAnsi="Arial"/>
+                <w:b w:val="false"/>
+                <w:bCs w:val="false"/>
+                <w:color w:val="1F1D1B"/>
                 <w:sz w:val="20"/>
                 <w:szCs w:val="20"/>
               </w:rPr>
@@ -1529,21 +1430,20 @@
         <w:tc>
           <w:tcPr>
             <w:tcW w:type="dxa" w:w="3800"/>
-            <w:shd w:fill="FBF7F2" w:val="clear"/>
-            <w:tcMar>
-              <w:top w:type="dxa" w:w="100"/>
-              <w:left w:type="dxa" w:w="140"/>
-              <w:bottom w:type="dxa" w:w="100"/>
-              <w:right w:type="dxa" w:w="140"/>
-            </w:tcMar>
-          </w:tcPr>
-          <w:p>
-            <w:r>
-              <w:rPr>
-                <w:rFonts w:ascii="Calibri" w:cs="Calibri" w:eastAsia="Calibri" w:hAnsi="Calibri"/>
-                <w:b w:val="false"/>
-                <w:bCs w:val="false"/>
-                <w:color w:val="2A2622"/>
+            <w:tcMar>
+              <w:top w:type="dxa" w:w="110"/>
+              <w:left w:type="dxa" w:w="0"/>
+              <w:bottom w:type="dxa" w:w="110"/>
+              <w:right w:type="dxa" w:w="140"/>
+            </w:tcMar>
+          </w:tcPr>
+          <w:p>
+            <w:r>
+              <w:rPr>
+                <w:rFonts w:ascii="Arial" w:cs="Arial" w:eastAsia="Arial" w:hAnsi="Arial"/>
+                <w:b w:val="false"/>
+                <w:bCs w:val="false"/>
+                <w:color w:val="1F1D1B"/>
                 <w:sz w:val="20"/>
                 <w:szCs w:val="20"/>
               </w:rPr>
@@ -1554,21 +1454,20 @@
         <w:tc>
           <w:tcPr>
             <w:tcW w:type="dxa" w:w="3800"/>
-            <w:shd w:fill="FBF7F2" w:val="clear"/>
-            <w:tcMar>
-              <w:top w:type="dxa" w:w="100"/>
-              <w:left w:type="dxa" w:w="140"/>
-              <w:bottom w:type="dxa" w:w="100"/>
-              <w:right w:type="dxa" w:w="140"/>
-            </w:tcMar>
-          </w:tcPr>
-          <w:p>
-            <w:r>
-              <w:rPr>
-                <w:rFonts w:ascii="Calibri" w:cs="Calibri" w:eastAsia="Calibri" w:hAnsi="Calibri"/>
-                <w:b w:val="false"/>
-                <w:bCs w:val="false"/>
-                <w:color w:val="2A2622"/>
+            <w:tcMar>
+              <w:top w:type="dxa" w:w="110"/>
+              <w:left w:type="dxa" w:w="0"/>
+              <w:bottom w:type="dxa" w:w="110"/>
+              <w:right w:type="dxa" w:w="140"/>
+            </w:tcMar>
+          </w:tcPr>
+          <w:p>
+            <w:r>
+              <w:rPr>
+                <w:rFonts w:ascii="Arial" w:cs="Arial" w:eastAsia="Arial" w:hAnsi="Arial"/>
+                <w:b w:val="false"/>
+                <w:bCs w:val="false"/>
+                <w:color w:val="1F1D1B"/>
                 <w:sz w:val="20"/>
                 <w:szCs w:val="20"/>
               </w:rPr>
@@ -1584,21 +1483,20 @@
         <w:tc>
           <w:tcPr>
             <w:tcW w:type="dxa" w:w="2200"/>
-            <w:shd w:fill="FFFFFF" w:val="clear"/>
-            <w:tcMar>
-              <w:top w:type="dxa" w:w="100"/>
-              <w:left w:type="dxa" w:w="140"/>
-              <w:bottom w:type="dxa" w:w="100"/>
-              <w:right w:type="dxa" w:w="140"/>
-            </w:tcMar>
-          </w:tcPr>
-          <w:p>
-            <w:r>
-              <w:rPr>
-                <w:rFonts w:ascii="Calibri" w:cs="Calibri" w:eastAsia="Calibri" w:hAnsi="Calibri"/>
-                <w:b w:val="false"/>
-                <w:bCs w:val="false"/>
-                <w:color w:val="2A2622"/>
+            <w:tcMar>
+              <w:top w:type="dxa" w:w="110"/>
+              <w:left w:type="dxa" w:w="0"/>
+              <w:bottom w:type="dxa" w:w="110"/>
+              <w:right w:type="dxa" w:w="140"/>
+            </w:tcMar>
+          </w:tcPr>
+          <w:p>
+            <w:r>
+              <w:rPr>
+                <w:rFonts w:ascii="Arial" w:cs="Arial" w:eastAsia="Arial" w:hAnsi="Arial"/>
+                <w:b w:val="false"/>
+                <w:bCs w:val="false"/>
+                <w:color w:val="1F1D1B"/>
                 <w:sz w:val="20"/>
                 <w:szCs w:val="20"/>
               </w:rPr>
@@ -1609,21 +1507,20 @@
         <w:tc>
           <w:tcPr>
             <w:tcW w:type="dxa" w:w="3800"/>
-            <w:shd w:fill="FFFFFF" w:val="clear"/>
-            <w:tcMar>
-              <w:top w:type="dxa" w:w="100"/>
-              <w:left w:type="dxa" w:w="140"/>
-              <w:bottom w:type="dxa" w:w="100"/>
-              <w:right w:type="dxa" w:w="140"/>
-            </w:tcMar>
-          </w:tcPr>
-          <w:p>
-            <w:r>
-              <w:rPr>
-                <w:rFonts w:ascii="Calibri" w:cs="Calibri" w:eastAsia="Calibri" w:hAnsi="Calibri"/>
-                <w:b w:val="false"/>
-                <w:bCs w:val="false"/>
-                <w:color w:val="2A2622"/>
+            <w:tcMar>
+              <w:top w:type="dxa" w:w="110"/>
+              <w:left w:type="dxa" w:w="0"/>
+              <w:bottom w:type="dxa" w:w="110"/>
+              <w:right w:type="dxa" w:w="140"/>
+            </w:tcMar>
+          </w:tcPr>
+          <w:p>
+            <w:r>
+              <w:rPr>
+                <w:rFonts w:ascii="Arial" w:cs="Arial" w:eastAsia="Arial" w:hAnsi="Arial"/>
+                <w:b w:val="false"/>
+                <w:bCs w:val="false"/>
+                <w:color w:val="1F1D1B"/>
                 <w:sz w:val="20"/>
                 <w:szCs w:val="20"/>
               </w:rPr>
@@ -1634,21 +1531,20 @@
         <w:tc>
           <w:tcPr>
             <w:tcW w:type="dxa" w:w="3800"/>
-            <w:shd w:fill="FFFFFF" w:val="clear"/>
-            <w:tcMar>
-              <w:top w:type="dxa" w:w="100"/>
-              <w:left w:type="dxa" w:w="140"/>
-              <w:bottom w:type="dxa" w:w="100"/>
-              <w:right w:type="dxa" w:w="140"/>
-            </w:tcMar>
-          </w:tcPr>
-          <w:p>
-            <w:r>
-              <w:rPr>
-                <w:rFonts w:ascii="Calibri" w:cs="Calibri" w:eastAsia="Calibri" w:hAnsi="Calibri"/>
-                <w:b w:val="false"/>
-                <w:bCs w:val="false"/>
-                <w:color w:val="2A2622"/>
+            <w:tcMar>
+              <w:top w:type="dxa" w:w="110"/>
+              <w:left w:type="dxa" w:w="0"/>
+              <w:bottom w:type="dxa" w:w="110"/>
+              <w:right w:type="dxa" w:w="140"/>
+            </w:tcMar>
+          </w:tcPr>
+          <w:p>
+            <w:r>
+              <w:rPr>
+                <w:rFonts w:ascii="Arial" w:cs="Arial" w:eastAsia="Arial" w:hAnsi="Arial"/>
+                <w:b w:val="false"/>
+                <w:bCs w:val="false"/>
+                <w:color w:val="1F1D1B"/>
                 <w:sz w:val="20"/>
                 <w:szCs w:val="20"/>
               </w:rPr>
@@ -1664,21 +1560,20 @@
         <w:tc>
           <w:tcPr>
             <w:tcW w:type="dxa" w:w="2200"/>
-            <w:shd w:fill="FBF7F2" w:val="clear"/>
-            <w:tcMar>
-              <w:top w:type="dxa" w:w="100"/>
-              <w:left w:type="dxa" w:w="140"/>
-              <w:bottom w:type="dxa" w:w="100"/>
-              <w:right w:type="dxa" w:w="140"/>
-            </w:tcMar>
-          </w:tcPr>
-          <w:p>
-            <w:r>
-              <w:rPr>
-                <w:rFonts w:ascii="Calibri" w:cs="Calibri" w:eastAsia="Calibri" w:hAnsi="Calibri"/>
-                <w:b w:val="false"/>
-                <w:bCs w:val="false"/>
-                <w:color w:val="2A2622"/>
+            <w:tcMar>
+              <w:top w:type="dxa" w:w="110"/>
+              <w:left w:type="dxa" w:w="0"/>
+              <w:bottom w:type="dxa" w:w="110"/>
+              <w:right w:type="dxa" w:w="140"/>
+            </w:tcMar>
+          </w:tcPr>
+          <w:p>
+            <w:r>
+              <w:rPr>
+                <w:rFonts w:ascii="Arial" w:cs="Arial" w:eastAsia="Arial" w:hAnsi="Arial"/>
+                <w:b w:val="false"/>
+                <w:bCs w:val="false"/>
+                <w:color w:val="1F1D1B"/>
                 <w:sz w:val="20"/>
                 <w:szCs w:val="20"/>
               </w:rPr>
@@ -1689,21 +1584,20 @@
         <w:tc>
           <w:tcPr>
             <w:tcW w:type="dxa" w:w="3800"/>
-            <w:shd w:fill="FBF7F2" w:val="clear"/>
-            <w:tcMar>
-              <w:top w:type="dxa" w:w="100"/>
-              <w:left w:type="dxa" w:w="140"/>
-              <w:bottom w:type="dxa" w:w="100"/>
-              <w:right w:type="dxa" w:w="140"/>
-            </w:tcMar>
-          </w:tcPr>
-          <w:p>
-            <w:r>
-              <w:rPr>
-                <w:rFonts w:ascii="Calibri" w:cs="Calibri" w:eastAsia="Calibri" w:hAnsi="Calibri"/>
-                <w:b w:val="false"/>
-                <w:bCs w:val="false"/>
-                <w:color w:val="2A2622"/>
+            <w:tcMar>
+              <w:top w:type="dxa" w:w="110"/>
+              <w:left w:type="dxa" w:w="0"/>
+              <w:bottom w:type="dxa" w:w="110"/>
+              <w:right w:type="dxa" w:w="140"/>
+            </w:tcMar>
+          </w:tcPr>
+          <w:p>
+            <w:r>
+              <w:rPr>
+                <w:rFonts w:ascii="Arial" w:cs="Arial" w:eastAsia="Arial" w:hAnsi="Arial"/>
+                <w:b w:val="false"/>
+                <w:bCs w:val="false"/>
+                <w:color w:val="1F1D1B"/>
                 <w:sz w:val="20"/>
                 <w:szCs w:val="20"/>
               </w:rPr>
@@ -1714,21 +1608,20 @@
         <w:tc>
           <w:tcPr>
             <w:tcW w:type="dxa" w:w="3800"/>
-            <w:shd w:fill="FBF7F2" w:val="clear"/>
-            <w:tcMar>
-              <w:top w:type="dxa" w:w="100"/>
-              <w:left w:type="dxa" w:w="140"/>
-              <w:bottom w:type="dxa" w:w="100"/>
-              <w:right w:type="dxa" w:w="140"/>
-            </w:tcMar>
-          </w:tcPr>
-          <w:p>
-            <w:r>
-              <w:rPr>
-                <w:rFonts w:ascii="Calibri" w:cs="Calibri" w:eastAsia="Calibri" w:hAnsi="Calibri"/>
-                <w:b w:val="false"/>
-                <w:bCs w:val="false"/>
-                <w:color w:val="2A2622"/>
+            <w:tcMar>
+              <w:top w:type="dxa" w:w="110"/>
+              <w:left w:type="dxa" w:w="0"/>
+              <w:bottom w:type="dxa" w:w="110"/>
+              <w:right w:type="dxa" w:w="140"/>
+            </w:tcMar>
+          </w:tcPr>
+          <w:p>
+            <w:r>
+              <w:rPr>
+                <w:rFonts w:ascii="Arial" w:cs="Arial" w:eastAsia="Arial" w:hAnsi="Arial"/>
+                <w:b w:val="false"/>
+                <w:bCs w:val="false"/>
+                <w:color w:val="1F1D1B"/>
                 <w:sz w:val="20"/>
                 <w:szCs w:val="20"/>
               </w:rPr>
@@ -1744,21 +1637,20 @@
         <w:tc>
           <w:tcPr>
             <w:tcW w:type="dxa" w:w="2200"/>
-            <w:shd w:fill="FFFFFF" w:val="clear"/>
-            <w:tcMar>
-              <w:top w:type="dxa" w:w="100"/>
-              <w:left w:type="dxa" w:w="140"/>
-              <w:bottom w:type="dxa" w:w="100"/>
-              <w:right w:type="dxa" w:w="140"/>
-            </w:tcMar>
-          </w:tcPr>
-          <w:p>
-            <w:r>
-              <w:rPr>
-                <w:rFonts w:ascii="Calibri" w:cs="Calibri" w:eastAsia="Calibri" w:hAnsi="Calibri"/>
-                <w:b w:val="false"/>
-                <w:bCs w:val="false"/>
-                <w:color w:val="2A2622"/>
+            <w:tcMar>
+              <w:top w:type="dxa" w:w="110"/>
+              <w:left w:type="dxa" w:w="0"/>
+              <w:bottom w:type="dxa" w:w="110"/>
+              <w:right w:type="dxa" w:w="140"/>
+            </w:tcMar>
+          </w:tcPr>
+          <w:p>
+            <w:r>
+              <w:rPr>
+                <w:rFonts w:ascii="Arial" w:cs="Arial" w:eastAsia="Arial" w:hAnsi="Arial"/>
+                <w:b w:val="false"/>
+                <w:bCs w:val="false"/>
+                <w:color w:val="1F1D1B"/>
                 <w:sz w:val="20"/>
                 <w:szCs w:val="20"/>
               </w:rPr>
@@ -1769,46 +1661,44 @@
         <w:tc>
           <w:tcPr>
             <w:tcW w:type="dxa" w:w="3800"/>
-            <w:shd w:fill="FFFFFF" w:val="clear"/>
-            <w:tcMar>
-              <w:top w:type="dxa" w:w="100"/>
-              <w:left w:type="dxa" w:w="140"/>
-              <w:bottom w:type="dxa" w:w="100"/>
-              <w:right w:type="dxa" w:w="140"/>
-            </w:tcMar>
-          </w:tcPr>
-          <w:p>
-            <w:r>
-              <w:rPr>
-                <w:rFonts w:ascii="Calibri" w:cs="Calibri" w:eastAsia="Calibri" w:hAnsi="Calibri"/>
-                <w:b w:val="false"/>
-                <w:bCs w:val="false"/>
-                <w:color w:val="2A2622"/>
-                <w:sz w:val="20"/>
-                <w:szCs w:val="20"/>
-              </w:rPr>
-              <w:t xml:space="preserve">Cloudflare account (ask Chad)</w:t>
+            <w:tcMar>
+              <w:top w:type="dxa" w:w="110"/>
+              <w:left w:type="dxa" w:w="0"/>
+              <w:bottom w:type="dxa" w:w="110"/>
+              <w:right w:type="dxa" w:w="140"/>
+            </w:tcMar>
+          </w:tcPr>
+          <w:p>
+            <w:r>
+              <w:rPr>
+                <w:rFonts w:ascii="Arial" w:cs="Arial" w:eastAsia="Arial" w:hAnsi="Arial"/>
+                <w:b w:val="false"/>
+                <w:bCs w:val="false"/>
+                <w:color w:val="1F1D1B"/>
+                <w:sz w:val="20"/>
+                <w:szCs w:val="20"/>
+              </w:rPr>
+              <w:t xml:space="preserve">Controlled via her Google account (GHWCO2026@gmail.com)</w:t>
             </w:r>
           </w:p>
         </w:tc>
         <w:tc>
           <w:tcPr>
             <w:tcW w:type="dxa" w:w="3800"/>
-            <w:shd w:fill="FFFFFF" w:val="clear"/>
-            <w:tcMar>
-              <w:top w:type="dxa" w:w="100"/>
-              <w:left w:type="dxa" w:w="140"/>
-              <w:bottom w:type="dxa" w:w="100"/>
-              <w:right w:type="dxa" w:w="140"/>
-            </w:tcMar>
-          </w:tcPr>
-          <w:p>
-            <w:r>
-              <w:rPr>
-                <w:rFonts w:ascii="Calibri" w:cs="Calibri" w:eastAsia="Calibri" w:hAnsi="Calibri"/>
-                <w:b w:val="false"/>
-                <w:bCs w:val="false"/>
-                <w:color w:val="2A2622"/>
+            <w:tcMar>
+              <w:top w:type="dxa" w:w="110"/>
+              <w:left w:type="dxa" w:w="0"/>
+              <w:bottom w:type="dxa" w:w="110"/>
+              <w:right w:type="dxa" w:w="140"/>
+            </w:tcMar>
+          </w:tcPr>
+          <w:p>
+            <w:r>
+              <w:rPr>
+                <w:rFonts w:ascii="Arial" w:cs="Arial" w:eastAsia="Arial" w:hAnsi="Arial"/>
+                <w:b w:val="false"/>
+                <w:bCs w:val="false"/>
+                <w:color w:val="1F1D1B"/>
                 <w:sz w:val="20"/>
                 <w:szCs w:val="20"/>
               </w:rPr>
@@ -1824,21 +1714,20 @@
         <w:tc>
           <w:tcPr>
             <w:tcW w:type="dxa" w:w="2200"/>
-            <w:shd w:fill="FBF7F2" w:val="clear"/>
-            <w:tcMar>
-              <w:top w:type="dxa" w:w="100"/>
-              <w:left w:type="dxa" w:w="140"/>
-              <w:bottom w:type="dxa" w:w="100"/>
-              <w:right w:type="dxa" w:w="140"/>
-            </w:tcMar>
-          </w:tcPr>
-          <w:p>
-            <w:r>
-              <w:rPr>
-                <w:rFonts w:ascii="Calibri" w:cs="Calibri" w:eastAsia="Calibri" w:hAnsi="Calibri"/>
-                <w:b w:val="false"/>
-                <w:bCs w:val="false"/>
-                <w:color w:val="2A2622"/>
+            <w:tcMar>
+              <w:top w:type="dxa" w:w="110"/>
+              <w:left w:type="dxa" w:w="0"/>
+              <w:bottom w:type="dxa" w:w="110"/>
+              <w:right w:type="dxa" w:w="140"/>
+            </w:tcMar>
+          </w:tcPr>
+          <w:p>
+            <w:r>
+              <w:rPr>
+                <w:rFonts w:ascii="Arial" w:cs="Arial" w:eastAsia="Arial" w:hAnsi="Arial"/>
+                <w:b w:val="false"/>
+                <w:bCs w:val="false"/>
+                <w:color w:val="1F1D1B"/>
                 <w:sz w:val="20"/>
                 <w:szCs w:val="20"/>
               </w:rPr>
@@ -1849,21 +1738,20 @@
         <w:tc>
           <w:tcPr>
             <w:tcW w:type="dxa" w:w="3800"/>
-            <w:shd w:fill="FBF7F2" w:val="clear"/>
-            <w:tcMar>
-              <w:top w:type="dxa" w:w="100"/>
-              <w:left w:type="dxa" w:w="140"/>
-              <w:bottom w:type="dxa" w:w="100"/>
-              <w:right w:type="dxa" w:w="140"/>
-            </w:tcMar>
-          </w:tcPr>
-          <w:p>
-            <w:r>
-              <w:rPr>
-                <w:rFonts w:ascii="Calibri" w:cs="Calibri" w:eastAsia="Calibri" w:hAnsi="Calibri"/>
-                <w:b w:val="false"/>
-                <w:bCs w:val="false"/>
-                <w:color w:val="2A2622"/>
+            <w:tcMar>
+              <w:top w:type="dxa" w:w="110"/>
+              <w:left w:type="dxa" w:w="0"/>
+              <w:bottom w:type="dxa" w:w="110"/>
+              <w:right w:type="dxa" w:w="140"/>
+            </w:tcMar>
+          </w:tcPr>
+          <w:p>
+            <w:r>
+              <w:rPr>
+                <w:rFonts w:ascii="Arial" w:cs="Arial" w:eastAsia="Arial" w:hAnsi="Arial"/>
+                <w:b w:val="false"/>
+                <w:bCs w:val="false"/>
+                <w:color w:val="1F1D1B"/>
                 <w:sz w:val="20"/>
                 <w:szCs w:val="20"/>
               </w:rPr>
@@ -1874,21 +1762,20 @@
         <w:tc>
           <w:tcPr>
             <w:tcW w:type="dxa" w:w="3800"/>
-            <w:shd w:fill="FBF7F2" w:val="clear"/>
-            <w:tcMar>
-              <w:top w:type="dxa" w:w="100"/>
-              <w:left w:type="dxa" w:w="140"/>
-              <w:bottom w:type="dxa" w:w="100"/>
-              <w:right w:type="dxa" w:w="140"/>
-            </w:tcMar>
-          </w:tcPr>
-          <w:p>
-            <w:r>
-              <w:rPr>
-                <w:rFonts w:ascii="Calibri" w:cs="Calibri" w:eastAsia="Calibri" w:hAnsi="Calibri"/>
-                <w:b w:val="false"/>
-                <w:bCs w:val="false"/>
-                <w:color w:val="2A2622"/>
+            <w:tcMar>
+              <w:top w:type="dxa" w:w="110"/>
+              <w:left w:type="dxa" w:w="0"/>
+              <w:bottom w:type="dxa" w:w="110"/>
+              <w:right w:type="dxa" w:w="140"/>
+            </w:tcMar>
+          </w:tcPr>
+          <w:p>
+            <w:r>
+              <w:rPr>
+                <w:rFonts w:ascii="Arial" w:cs="Arial" w:eastAsia="Arial" w:hAnsi="Arial"/>
+                <w:b w:val="false"/>
+                <w:bCs w:val="false"/>
+                <w:color w:val="1F1D1B"/>
                 <w:sz w:val="20"/>
                 <w:szCs w:val="20"/>
               </w:rPr>
@@ -1904,21 +1791,20 @@
         <w:tc>
           <w:tcPr>
             <w:tcW w:type="dxa" w:w="2200"/>
-            <w:shd w:fill="FFFFFF" w:val="clear"/>
-            <w:tcMar>
-              <w:top w:type="dxa" w:w="100"/>
-              <w:left w:type="dxa" w:w="140"/>
-              <w:bottom w:type="dxa" w:w="100"/>
-              <w:right w:type="dxa" w:w="140"/>
-            </w:tcMar>
-          </w:tcPr>
-          <w:p>
-            <w:r>
-              <w:rPr>
-                <w:rFonts w:ascii="Calibri" w:cs="Calibri" w:eastAsia="Calibri" w:hAnsi="Calibri"/>
-                <w:b w:val="false"/>
-                <w:bCs w:val="false"/>
-                <w:color w:val="2A2622"/>
+            <w:tcMar>
+              <w:top w:type="dxa" w:w="110"/>
+              <w:left w:type="dxa" w:w="0"/>
+              <w:bottom w:type="dxa" w:w="110"/>
+              <w:right w:type="dxa" w:w="140"/>
+            </w:tcMar>
+          </w:tcPr>
+          <w:p>
+            <w:r>
+              <w:rPr>
+                <w:rFonts w:ascii="Arial" w:cs="Arial" w:eastAsia="Arial" w:hAnsi="Arial"/>
+                <w:b w:val="false"/>
+                <w:bCs w:val="false"/>
+                <w:color w:val="1F1D1B"/>
                 <w:sz w:val="20"/>
                 <w:szCs w:val="20"/>
               </w:rPr>
@@ -1929,21 +1815,20 @@
         <w:tc>
           <w:tcPr>
             <w:tcW w:type="dxa" w:w="3800"/>
-            <w:shd w:fill="FFFFFF" w:val="clear"/>
-            <w:tcMar>
-              <w:top w:type="dxa" w:w="100"/>
-              <w:left w:type="dxa" w:w="140"/>
-              <w:bottom w:type="dxa" w:w="100"/>
-              <w:right w:type="dxa" w:w="140"/>
-            </w:tcMar>
-          </w:tcPr>
-          <w:p>
-            <w:r>
-              <w:rPr>
-                <w:rFonts w:ascii="Calibri" w:cs="Calibri" w:eastAsia="Calibri" w:hAnsi="Calibri"/>
-                <w:b w:val="false"/>
-                <w:bCs w:val="false"/>
-                <w:color w:val="2A2622"/>
+            <w:tcMar>
+              <w:top w:type="dxa" w:w="110"/>
+              <w:left w:type="dxa" w:w="0"/>
+              <w:bottom w:type="dxa" w:w="110"/>
+              <w:right w:type="dxa" w:w="140"/>
+            </w:tcMar>
+          </w:tcPr>
+          <w:p>
+            <w:r>
+              <w:rPr>
+                <w:rFonts w:ascii="Arial" w:cs="Arial" w:eastAsia="Arial" w:hAnsi="Arial"/>
+                <w:b w:val="false"/>
+                <w:bCs w:val="false"/>
+                <w:color w:val="1F1D1B"/>
                 <w:sz w:val="20"/>
                 <w:szCs w:val="20"/>
               </w:rPr>
@@ -1954,21 +1839,20 @@
         <w:tc>
           <w:tcPr>
             <w:tcW w:type="dxa" w:w="3800"/>
-            <w:shd w:fill="FFFFFF" w:val="clear"/>
-            <w:tcMar>
-              <w:top w:type="dxa" w:w="100"/>
-              <w:left w:type="dxa" w:w="140"/>
-              <w:bottom w:type="dxa" w:w="100"/>
-              <w:right w:type="dxa" w:w="140"/>
-            </w:tcMar>
-          </w:tcPr>
-          <w:p>
-            <w:r>
-              <w:rPr>
-                <w:rFonts w:ascii="Calibri" w:cs="Calibri" w:eastAsia="Calibri" w:hAnsi="Calibri"/>
-                <w:b w:val="false"/>
-                <w:bCs w:val="false"/>
-                <w:color w:val="2A2622"/>
+            <w:tcMar>
+              <w:top w:type="dxa" w:w="110"/>
+              <w:left w:type="dxa" w:w="0"/>
+              <w:bottom w:type="dxa" w:w="110"/>
+              <w:right w:type="dxa" w:w="140"/>
+            </w:tcMar>
+          </w:tcPr>
+          <w:p>
+            <w:r>
+              <w:rPr>
+                <w:rFonts w:ascii="Arial" w:cs="Arial" w:eastAsia="Arial" w:hAnsi="Arial"/>
+                <w:b w:val="false"/>
+                <w:bCs w:val="false"/>
+                <w:color w:val="1F1D1B"/>
                 <w:sz w:val="20"/>
                 <w:szCs w:val="20"/>
               </w:rPr>
@@ -1984,75 +1868,72 @@
         <w:tc>
           <w:tcPr>
             <w:tcW w:type="dxa" w:w="2200"/>
-            <w:shd w:fill="FBF7F2" w:val="clear"/>
-            <w:tcMar>
-              <w:top w:type="dxa" w:w="100"/>
-              <w:left w:type="dxa" w:w="140"/>
-              <w:bottom w:type="dxa" w:w="100"/>
-              <w:right w:type="dxa" w:w="140"/>
-            </w:tcMar>
-          </w:tcPr>
-          <w:p>
-            <w:r>
-              <w:rPr>
-                <w:rFonts w:ascii="Calibri" w:cs="Calibri" w:eastAsia="Calibri" w:hAnsi="Calibri"/>
-                <w:b w:val="false"/>
-                <w:bCs w:val="false"/>
-                <w:color w:val="2A2622"/>
-                <w:sz w:val="20"/>
-                <w:szCs w:val="20"/>
-              </w:rPr>
-              <w:t xml:space="preserve">Acuity Scheduling</w:t>
+            <w:tcMar>
+              <w:top w:type="dxa" w:w="110"/>
+              <w:left w:type="dxa" w:w="0"/>
+              <w:bottom w:type="dxa" w:w="110"/>
+              <w:right w:type="dxa" w:w="140"/>
+            </w:tcMar>
+          </w:tcPr>
+          <w:p>
+            <w:r>
+              <w:rPr>
+                <w:rFonts w:ascii="Arial" w:cs="Arial" w:eastAsia="Arial" w:hAnsi="Arial"/>
+                <w:b w:val="false"/>
+                <w:bCs w:val="false"/>
+                <w:color w:val="1F1D1B"/>
+                <w:sz w:val="20"/>
+                <w:szCs w:val="20"/>
+              </w:rPr>
+              <w:t xml:space="preserve">Google Search Console</w:t>
             </w:r>
           </w:p>
         </w:tc>
         <w:tc>
           <w:tcPr>
             <w:tcW w:type="dxa" w:w="3800"/>
-            <w:shd w:fill="FBF7F2" w:val="clear"/>
-            <w:tcMar>
-              <w:top w:type="dxa" w:w="100"/>
-              <w:left w:type="dxa" w:w="140"/>
-              <w:bottom w:type="dxa" w:w="100"/>
-              <w:right w:type="dxa" w:w="140"/>
-            </w:tcMar>
-          </w:tcPr>
-          <w:p>
-            <w:r>
-              <w:rPr>
-                <w:rFonts w:ascii="Calibri" w:cs="Calibri" w:eastAsia="Calibri" w:hAnsi="Calibri"/>
-                <w:b w:val="false"/>
-                <w:bCs w:val="false"/>
-                <w:color w:val="2A2622"/>
-                <w:sz w:val="20"/>
-                <w:szCs w:val="20"/>
-              </w:rPr>
-              <w:t xml:space="preserve">Existing Acuity account</w:t>
+            <w:tcMar>
+              <w:top w:type="dxa" w:w="110"/>
+              <w:left w:type="dxa" w:w="0"/>
+              <w:bottom w:type="dxa" w:w="110"/>
+              <w:right w:type="dxa" w:w="140"/>
+            </w:tcMar>
+          </w:tcPr>
+          <w:p>
+            <w:r>
+              <w:rPr>
+                <w:rFonts w:ascii="Arial" w:cs="Arial" w:eastAsia="Arial" w:hAnsi="Arial"/>
+                <w:b w:val="false"/>
+                <w:bCs w:val="false"/>
+                <w:color w:val="1F1D1B"/>
+                <w:sz w:val="20"/>
+                <w:szCs w:val="20"/>
+              </w:rPr>
+              <w:t xml:space="preserve">search.google.com/search-console — controlled via her Google account (GHWCO2026@gmail.com)</w:t>
             </w:r>
           </w:p>
         </w:tc>
         <w:tc>
           <w:tcPr>
             <w:tcW w:type="dxa" w:w="3800"/>
-            <w:shd w:fill="FBF7F2" w:val="clear"/>
-            <w:tcMar>
-              <w:top w:type="dxa" w:w="100"/>
-              <w:left w:type="dxa" w:w="140"/>
-              <w:bottom w:type="dxa" w:w="100"/>
-              <w:right w:type="dxa" w:w="140"/>
-            </w:tcMar>
-          </w:tcPr>
-          <w:p>
-            <w:r>
-              <w:rPr>
-                <w:rFonts w:ascii="Calibri" w:cs="Calibri" w:eastAsia="Calibri" w:hAnsi="Calibri"/>
-                <w:b w:val="false"/>
-                <w:bCs w:val="false"/>
-                <w:color w:val="2A2622"/>
-                <w:sz w:val="20"/>
-                <w:szCs w:val="20"/>
-              </w:rPr>
-              <w:t xml:space="preserve">Your booking calendar — unchanged, embedded on the homepage.</w:t>
+            <w:tcMar>
+              <w:top w:type="dxa" w:w="110"/>
+              <w:left w:type="dxa" w:w="0"/>
+              <w:bottom w:type="dxa" w:w="110"/>
+              <w:right w:type="dxa" w:w="140"/>
+            </w:tcMar>
+          </w:tcPr>
+          <w:p>
+            <w:r>
+              <w:rPr>
+                <w:rFonts w:ascii="Arial" w:cs="Arial" w:eastAsia="Arial" w:hAnsi="Arial"/>
+                <w:b w:val="false"/>
+                <w:bCs w:val="false"/>
+                <w:color w:val="1F1D1B"/>
+                <w:sz w:val="20"/>
+                <w:szCs w:val="20"/>
+              </w:rPr>
+              <w:t xml:space="preserve">Shows how the site performs in Google search — what people search to find you, and any indexing issues.</w:t>
             </w:r>
           </w:p>
         </w:tc>
@@ -2064,21 +1945,174 @@
         <w:tc>
           <w:tcPr>
             <w:tcW w:type="dxa" w:w="2200"/>
-            <w:shd w:fill="FFFFFF" w:val="clear"/>
-            <w:tcMar>
-              <w:top w:type="dxa" w:w="100"/>
-              <w:left w:type="dxa" w:w="140"/>
-              <w:bottom w:type="dxa" w:w="100"/>
-              <w:right w:type="dxa" w:w="140"/>
-            </w:tcMar>
-          </w:tcPr>
-          <w:p>
-            <w:r>
-              <w:rPr>
-                <w:rFonts w:ascii="Calibri" w:cs="Calibri" w:eastAsia="Calibri" w:hAnsi="Calibri"/>
-                <w:b w:val="false"/>
-                <w:bCs w:val="false"/>
-                <w:color w:val="2A2622"/>
+            <w:tcMar>
+              <w:top w:type="dxa" w:w="110"/>
+              <w:left w:type="dxa" w:w="0"/>
+              <w:bottom w:type="dxa" w:w="110"/>
+              <w:right w:type="dxa" w:w="140"/>
+            </w:tcMar>
+          </w:tcPr>
+          <w:p>
+            <w:r>
+              <w:rPr>
+                <w:rFonts w:ascii="Arial" w:cs="Arial" w:eastAsia="Arial" w:hAnsi="Arial"/>
+                <w:b w:val="false"/>
+                <w:bCs w:val="false"/>
+                <w:color w:val="1F1D1B"/>
+                <w:sz w:val="20"/>
+                <w:szCs w:val="20"/>
+              </w:rPr>
+              <w:t xml:space="preserve">Google Analytics</w:t>
+            </w:r>
+          </w:p>
+        </w:tc>
+        <w:tc>
+          <w:tcPr>
+            <w:tcW w:type="dxa" w:w="3800"/>
+            <w:tcMar>
+              <w:top w:type="dxa" w:w="110"/>
+              <w:left w:type="dxa" w:w="0"/>
+              <w:bottom w:type="dxa" w:w="110"/>
+              <w:right w:type="dxa" w:w="140"/>
+            </w:tcMar>
+          </w:tcPr>
+          <w:p>
+            <w:r>
+              <w:rPr>
+                <w:rFonts w:ascii="Arial" w:cs="Arial" w:eastAsia="Arial" w:hAnsi="Arial"/>
+                <w:b w:val="false"/>
+                <w:bCs w:val="false"/>
+                <w:color w:val="1F1D1B"/>
+                <w:sz w:val="20"/>
+                <w:szCs w:val="20"/>
+              </w:rPr>
+              <w:t xml:space="preserve">analytics.google.com — controlled via her Google account (GHWCO2026@gmail.com)</w:t>
+            </w:r>
+          </w:p>
+        </w:tc>
+        <w:tc>
+          <w:tcPr>
+            <w:tcW w:type="dxa" w:w="3800"/>
+            <w:tcMar>
+              <w:top w:type="dxa" w:w="110"/>
+              <w:left w:type="dxa" w:w="0"/>
+              <w:bottom w:type="dxa" w:w="110"/>
+              <w:right w:type="dxa" w:w="140"/>
+            </w:tcMar>
+          </w:tcPr>
+          <w:p>
+            <w:r>
+              <w:rPr>
+                <w:rFonts w:ascii="Arial" w:cs="Arial" w:eastAsia="Arial" w:hAnsi="Arial"/>
+                <w:b w:val="false"/>
+                <w:bCs w:val="false"/>
+                <w:color w:val="1F1D1B"/>
+                <w:sz w:val="20"/>
+                <w:szCs w:val="20"/>
+              </w:rPr>
+              <w:t xml:space="preserve">Tracks visits, which pages people look at, and how they found the site.</w:t>
+            </w:r>
+          </w:p>
+        </w:tc>
+      </w:tr>
+      <w:tr>
+        <w:trPr>
+          <w:tblHeader w:val="false"/>
+        </w:trPr>
+        <w:tc>
+          <w:tcPr>
+            <w:tcW w:type="dxa" w:w="2200"/>
+            <w:tcMar>
+              <w:top w:type="dxa" w:w="110"/>
+              <w:left w:type="dxa" w:w="0"/>
+              <w:bottom w:type="dxa" w:w="110"/>
+              <w:right w:type="dxa" w:w="140"/>
+            </w:tcMar>
+          </w:tcPr>
+          <w:p>
+            <w:r>
+              <w:rPr>
+                <w:rFonts w:ascii="Arial" w:cs="Arial" w:eastAsia="Arial" w:hAnsi="Arial"/>
+                <w:b w:val="false"/>
+                <w:bCs w:val="false"/>
+                <w:color w:val="1F1D1B"/>
+                <w:sz w:val="20"/>
+                <w:szCs w:val="20"/>
+              </w:rPr>
+              <w:t xml:space="preserve">Acuity Scheduling</w:t>
+            </w:r>
+          </w:p>
+        </w:tc>
+        <w:tc>
+          <w:tcPr>
+            <w:tcW w:type="dxa" w:w="3800"/>
+            <w:tcMar>
+              <w:top w:type="dxa" w:w="110"/>
+              <w:left w:type="dxa" w:w="0"/>
+              <w:bottom w:type="dxa" w:w="110"/>
+              <w:right w:type="dxa" w:w="140"/>
+            </w:tcMar>
+          </w:tcPr>
+          <w:p>
+            <w:r>
+              <w:rPr>
+                <w:rFonts w:ascii="Arial" w:cs="Arial" w:eastAsia="Arial" w:hAnsi="Arial"/>
+                <w:b w:val="false"/>
+                <w:bCs w:val="false"/>
+                <w:color w:val="1F1D1B"/>
+                <w:sz w:val="20"/>
+                <w:szCs w:val="20"/>
+              </w:rPr>
+              <w:t xml:space="preserve">Existing Acuity account</w:t>
+            </w:r>
+          </w:p>
+        </w:tc>
+        <w:tc>
+          <w:tcPr>
+            <w:tcW w:type="dxa" w:w="3800"/>
+            <w:tcMar>
+              <w:top w:type="dxa" w:w="110"/>
+              <w:left w:type="dxa" w:w="0"/>
+              <w:bottom w:type="dxa" w:w="110"/>
+              <w:right w:type="dxa" w:w="140"/>
+            </w:tcMar>
+          </w:tcPr>
+          <w:p>
+            <w:r>
+              <w:rPr>
+                <w:rFonts w:ascii="Arial" w:cs="Arial" w:eastAsia="Arial" w:hAnsi="Arial"/>
+                <w:b w:val="false"/>
+                <w:bCs w:val="false"/>
+                <w:color w:val="1F1D1B"/>
+                <w:sz w:val="20"/>
+                <w:szCs w:val="20"/>
+              </w:rPr>
+              <w:t xml:space="preserve">Your booking calendar — unchanged, embedded on the homepage.</w:t>
+            </w:r>
+          </w:p>
+        </w:tc>
+      </w:tr>
+      <w:tr>
+        <w:trPr>
+          <w:tblHeader w:val="false"/>
+        </w:trPr>
+        <w:tc>
+          <w:tcPr>
+            <w:tcW w:type="dxa" w:w="2200"/>
+            <w:tcMar>
+              <w:top w:type="dxa" w:w="110"/>
+              <w:left w:type="dxa" w:w="0"/>
+              <w:bottom w:type="dxa" w:w="110"/>
+              <w:right w:type="dxa" w:w="140"/>
+            </w:tcMar>
+          </w:tcPr>
+          <w:p>
+            <w:r>
+              <w:rPr>
+                <w:rFonts w:ascii="Arial" w:cs="Arial" w:eastAsia="Arial" w:hAnsi="Arial"/>
+                <w:b w:val="false"/>
+                <w:bCs w:val="false"/>
+                <w:color w:val="1F1D1B"/>
                 <w:sz w:val="20"/>
                 <w:szCs w:val="20"/>
               </w:rPr>
@@ -2089,21 +2123,20 @@
         <w:tc>
           <w:tcPr>
             <w:tcW w:type="dxa" w:w="3800"/>
-            <w:shd w:fill="FFFFFF" w:val="clear"/>
-            <w:tcMar>
-              <w:top w:type="dxa" w:w="100"/>
-              <w:left w:type="dxa" w:w="140"/>
-              <w:bottom w:type="dxa" w:w="100"/>
-              <w:right w:type="dxa" w:w="140"/>
-            </w:tcMar>
-          </w:tcPr>
-          <w:p>
-            <w:r>
-              <w:rPr>
-                <w:rFonts w:ascii="Calibri" w:cs="Calibri" w:eastAsia="Calibri" w:hAnsi="Calibri"/>
-                <w:b w:val="false"/>
-                <w:bCs w:val="false"/>
-                <w:color w:val="2A2622"/>
+            <w:tcMar>
+              <w:top w:type="dxa" w:w="110"/>
+              <w:left w:type="dxa" w:w="0"/>
+              <w:bottom w:type="dxa" w:w="110"/>
+              <w:right w:type="dxa" w:w="140"/>
+            </w:tcMar>
+          </w:tcPr>
+          <w:p>
+            <w:r>
+              <w:rPr>
+                <w:rFonts w:ascii="Arial" w:cs="Arial" w:eastAsia="Arial" w:hAnsi="Arial"/>
+                <w:b w:val="false"/>
+                <w:bCs w:val="false"/>
+                <w:color w:val="1F1D1B"/>
                 <w:sz w:val="20"/>
                 <w:szCs w:val="20"/>
               </w:rPr>
@@ -2114,21 +2147,20 @@
         <w:tc>
           <w:tcPr>
             <w:tcW w:type="dxa" w:w="3800"/>
-            <w:shd w:fill="FFFFFF" w:val="clear"/>
-            <w:tcMar>
-              <w:top w:type="dxa" w:w="100"/>
-              <w:left w:type="dxa" w:w="140"/>
-              <w:bottom w:type="dxa" w:w="100"/>
-              <w:right w:type="dxa" w:w="140"/>
-            </w:tcMar>
-          </w:tcPr>
-          <w:p>
-            <w:r>
-              <w:rPr>
-                <w:rFonts w:ascii="Calibri" w:cs="Calibri" w:eastAsia="Calibri" w:hAnsi="Calibri"/>
-                <w:b w:val="false"/>
-                <w:bCs w:val="false"/>
-                <w:color w:val="2A2622"/>
+            <w:tcMar>
+              <w:top w:type="dxa" w:w="110"/>
+              <w:left w:type="dxa" w:w="0"/>
+              <w:bottom w:type="dxa" w:w="110"/>
+              <w:right w:type="dxa" w:w="140"/>
+            </w:tcMar>
+          </w:tcPr>
+          <w:p>
+            <w:r>
+              <w:rPr>
+                <w:rFonts w:ascii="Arial" w:cs="Arial" w:eastAsia="Arial" w:hAnsi="Arial"/>
+                <w:b w:val="false"/>
+                <w:bCs w:val="false"/>
+                <w:color w:val="1F1D1B"/>
                 <w:sz w:val="20"/>
                 <w:szCs w:val="20"/>
               </w:rPr>
@@ -2147,10 +2179,10 @@
       <w:tblPr>
         <w:tblW w:type="pct" w:w="100%"/>
         <w:tblBorders>
-          <w:top w:val="single" w:color="A85832" w:sz="4"/>
-          <w:left w:val="single" w:color="A85832" w:sz="4"/>
-          <w:bottom w:val="single" w:color="A85832" w:sz="4"/>
-          <w:right w:val="single" w:color="A85832" w:sz="4"/>
+          <w:top w:val="single" w:color="CFC7BB" w:sz="4"/>
+          <w:left w:val="none" w:color="FFFFFF" w:sz="0"/>
+          <w:bottom w:val="single" w:color="CFC7BB" w:sz="4"/>
+          <w:right w:val="none" w:color="FFFFFF" w:sz="0"/>
           <w:insideH w:val="none" w:color="FFFFFF" w:sz="0"/>
           <w:insideV w:val="none" w:color="FFFFFF" w:sz="0"/>
         </w:tblBorders>
@@ -2161,24 +2193,23 @@
       <w:tr>
         <w:tc>
           <w:tcPr>
-            <w:shd w:fill="F4EBE1" w:val="clear"/>
-            <w:tcMar>
-              <w:top w:type="dxa" w:w="160"/>
-              <w:left w:type="dxa" w:w="220"/>
-              <w:bottom w:type="dxa" w:w="160"/>
-              <w:right w:type="dxa" w:w="220"/>
+            <w:tcMar>
+              <w:top w:type="dxa" w:w="140"/>
+              <w:left w:type="dxa" w:w="0"/>
+              <w:bottom w:type="dxa" w:w="140"/>
+              <w:right w:type="dxa" w:w="0"/>
             </w:tcMar>
           </w:tcPr>
           <w:p>
             <w:pPr>
-              <w:spacing w:after="60"/>
+              <w:spacing w:after="40"/>
             </w:pPr>
             <w:r>
               <w:rPr>
-                <w:rFonts w:ascii="Calibri" w:cs="Calibri" w:eastAsia="Calibri" w:hAnsi="Calibri"/>
+                <w:rFonts w:ascii="Arial" w:cs="Arial" w:eastAsia="Arial" w:hAnsi="Arial"/>
                 <w:b/>
                 <w:bCs/>
-                <w:color w:val="82431F"/>
+                <w:color w:val="1F1D1B"/>
                 <w:sz w:val="21"/>
                 <w:szCs w:val="21"/>
               </w:rPr>
@@ -2191,8 +2222,8 @@
             </w:pPr>
             <w:r>
               <w:rPr>
-                <w:rFonts w:ascii="Calibri" w:cs="Calibri" w:eastAsia="Calibri" w:hAnsi="Calibri"/>
-                <w:color w:val="2A2622"/>
+                <w:rFonts w:ascii="Arial" w:cs="Arial" w:eastAsia="Arial" w:hAnsi="Arial"/>
+                <w:color w:val="1F1D1B"/>
                 <w:sz w:val="21"/>
                 <w:szCs w:val="21"/>
               </w:rPr>
@@ -2204,25 +2235,25 @@
     </w:tbl>
     <w:p>
       <w:pPr>
-        <w:spacing w:after="200"/>
+        <w:spacing w:after="160"/>
       </w:pPr>
     </w:p>
     <w:p>
       <w:pPr>
         <w:pStyle w:val="Heading1"/>
         <w:pBdr>
-          <w:bottom w:val="single" w:color="A85832" w:sz="6" w:space="6"/>
+          <w:top w:val="single" w:color="8FA69E" w:sz="4" w:space="14"/>
         </w:pBdr>
-        <w:spacing w:after="140" w:before="320"/>
-      </w:pPr>
-      <w:r>
-        <w:rPr>
-          <w:rFonts w:ascii="Georgia" w:cs="Georgia" w:eastAsia="Georgia" w:hAnsi="Georgia"/>
+        <w:spacing w:after="160" w:before="380"/>
+      </w:pPr>
+      <w:r>
+        <w:rPr>
+          <w:rFonts w:ascii="Arial" w:cs="Arial" w:eastAsia="Arial" w:hAnsi="Arial"/>
           <w:b/>
           <w:bCs/>
-          <w:color w:val="2E2034"/>
-          <w:sz w:val="30"/>
-          <w:szCs w:val="30"/>
+          <w:color w:val="1F1D1B"/>
+          <w:sz w:val="27"/>
+          <w:szCs w:val="27"/>
         </w:rPr>
         <w:t xml:space="preserve">Getting found — SEO and growth</w:t>
       </w:r>
@@ -2233,31 +2264,31 @@
       </w:pPr>
       <w:r>
         <w:rPr>
-          <w:rFonts w:ascii="Calibri" w:cs="Calibri" w:eastAsia="Calibri" w:hAnsi="Calibri"/>
+          <w:rFonts w:ascii="Arial" w:cs="Arial" w:eastAsia="Arial" w:hAnsi="Arial"/>
           <w:b w:val="false"/>
           <w:bCs w:val="false"/>
           <w:i w:val="false"/>
           <w:iCs w:val="false"/>
-          <w:color w:val="2A2622"/>
+          <w:color w:val="1F1D1B"/>
           <w:sz w:val="21"/>
           <w:szCs w:val="21"/>
         </w:rPr>
-        <w:t xml:space="preserve">The technical groundwork for search visibility is already done: every page has a unique title and description, structured data that helps Google understand you’re a licensed therapy practice, a sitemap, fast load times, and mobile-friendly design throughout. That’s the foundation. The items below are what actually move the needle on being found — and none of them require touching code.</w:t>
+        <w:t xml:space="preserve">The technical groundwork for search visibility is already done: every page has a unique title and description, structured data that helps Google understand you’re a licensed therapy practice, fast load times, and mobile-friendly design throughout. Google Search Console and Google Analytics are now connected too, and your sitemap — the full list of every page on the site — has already been submitted to Google, so new and updated pages get discovered and indexed faster than if Google had to find them on its own through periodic crawling. That’s the foundation. The items below are what actually move the needle on being found — and none of them require touching code.</w:t>
       </w:r>
     </w:p>
     <w:p>
       <w:pPr>
         <w:pStyle w:val="Heading2"/>
-        <w:spacing w:after="100" w:before="260"/>
-      </w:pPr>
-      <w:r>
-        <w:rPr>
-          <w:rFonts w:ascii="Georgia" w:cs="Georgia" w:eastAsia="Georgia" w:hAnsi="Georgia"/>
+        <w:spacing w:after="100" w:before="240"/>
+      </w:pPr>
+      <w:r>
+        <w:rPr>
+          <w:rFonts w:ascii="Arial" w:cs="Arial" w:eastAsia="Arial" w:hAnsi="Arial"/>
           <w:b/>
           <w:bCs/>
-          <w:color w:val="82431F"/>
-          <w:sz w:val="24"/>
-          <w:szCs w:val="24"/>
+          <w:color w:val="1F1D1B"/>
+          <w:sz w:val="22"/>
+          <w:szCs w:val="22"/>
         </w:rPr>
         <w:t xml:space="preserve">Do these first — highest impact</w:t>
       </w:r>
@@ -2273,10 +2304,10 @@
       </w:pPr>
       <w:r>
         <w:rPr>
-          <w:rFonts w:ascii="Calibri" w:cs="Calibri" w:eastAsia="Calibri" w:hAnsi="Calibri"/>
+          <w:rFonts w:ascii="Arial" w:cs="Arial" w:eastAsia="Arial" w:hAnsi="Arial"/>
           <w:b w:val="false"/>
           <w:bCs w:val="false"/>
-          <w:color w:val="2A2622"/>
+          <w:color w:val="1F1D1B"/>
           <w:sz w:val="21"/>
           <w:szCs w:val="21"/>
         </w:rPr>
@@ -2294,10 +2325,10 @@
       </w:pPr>
       <w:r>
         <w:rPr>
-          <w:rFonts w:ascii="Calibri" w:cs="Calibri" w:eastAsia="Calibri" w:hAnsi="Calibri"/>
+          <w:rFonts w:ascii="Arial" w:cs="Arial" w:eastAsia="Arial" w:hAnsi="Arial"/>
           <w:b w:val="false"/>
           <w:bCs w:val="false"/>
-          <w:color w:val="2A2622"/>
+          <w:color w:val="1F1D1B"/>
           <w:sz w:val="21"/>
           <w:szCs w:val="21"/>
         </w:rPr>
@@ -2315,10 +2346,10 @@
       </w:pPr>
       <w:r>
         <w:rPr>
-          <w:rFonts w:ascii="Calibri" w:cs="Calibri" w:eastAsia="Calibri" w:hAnsi="Calibri"/>
+          <w:rFonts w:ascii="Arial" w:cs="Arial" w:eastAsia="Arial" w:hAnsi="Arial"/>
           <w:b w:val="false"/>
           <w:bCs w:val="false"/>
-          <w:color w:val="2A2622"/>
+          <w:color w:val="1F1D1B"/>
           <w:sz w:val="21"/>
           <w:szCs w:val="21"/>
         </w:rPr>
@@ -2328,16 +2359,16 @@
     <w:p>
       <w:pPr>
         <w:pStyle w:val="Heading2"/>
-        <w:spacing w:after="100" w:before="260"/>
-      </w:pPr>
-      <w:r>
-        <w:rPr>
-          <w:rFonts w:ascii="Georgia" w:cs="Georgia" w:eastAsia="Georgia" w:hAnsi="Georgia"/>
+        <w:spacing w:after="100" w:before="240"/>
+      </w:pPr>
+      <w:r>
+        <w:rPr>
+          <w:rFonts w:ascii="Arial" w:cs="Arial" w:eastAsia="Arial" w:hAnsi="Arial"/>
           <w:b/>
           <w:bCs/>
-          <w:color w:val="82431F"/>
-          <w:sz w:val="24"/>
-          <w:szCs w:val="24"/>
+          <w:color w:val="1F1D1B"/>
+          <w:sz w:val="22"/>
+          <w:szCs w:val="22"/>
         </w:rPr>
         <w:t xml:space="preserve">Ongoing — keeps momentum</w:t>
       </w:r>
@@ -2353,10 +2384,10 @@
       </w:pPr>
       <w:r>
         <w:rPr>
-          <w:rFonts w:ascii="Calibri" w:cs="Calibri" w:eastAsia="Calibri" w:hAnsi="Calibri"/>
+          <w:rFonts w:ascii="Arial" w:cs="Arial" w:eastAsia="Arial" w:hAnsi="Arial"/>
           <w:b w:val="false"/>
           <w:bCs w:val="false"/>
-          <w:color w:val="2A2622"/>
+          <w:color w:val="1F1D1B"/>
           <w:sz w:val="21"/>
           <w:szCs w:val="21"/>
         </w:rPr>
@@ -2374,10 +2405,10 @@
       </w:pPr>
       <w:r>
         <w:rPr>
-          <w:rFonts w:ascii="Calibri" w:cs="Calibri" w:eastAsia="Calibri" w:hAnsi="Calibri"/>
+          <w:rFonts w:ascii="Arial" w:cs="Arial" w:eastAsia="Arial" w:hAnsi="Arial"/>
           <w:b w:val="false"/>
           <w:bCs w:val="false"/>
-          <w:color w:val="2A2622"/>
+          <w:color w:val="1F1D1B"/>
           <w:sz w:val="21"/>
           <w:szCs w:val="21"/>
         </w:rPr>
@@ -2395,10 +2426,10 @@
       </w:pPr>
       <w:r>
         <w:rPr>
-          <w:rFonts w:ascii="Calibri" w:cs="Calibri" w:eastAsia="Calibri" w:hAnsi="Calibri"/>
+          <w:rFonts w:ascii="Arial" w:cs="Arial" w:eastAsia="Arial" w:hAnsi="Arial"/>
           <w:b w:val="false"/>
           <w:bCs w:val="false"/>
-          <w:color w:val="2A2622"/>
+          <w:color w:val="1F1D1B"/>
           <w:sz w:val="21"/>
           <w:szCs w:val="21"/>
         </w:rPr>
@@ -2416,37 +2447,37 @@
       </w:pPr>
       <w:r>
         <w:rPr>
-          <w:rFonts w:ascii="Calibri" w:cs="Calibri" w:eastAsia="Calibri" w:hAnsi="Calibri"/>
+          <w:rFonts w:ascii="Arial" w:cs="Arial" w:eastAsia="Arial" w:hAnsi="Arial"/>
           <w:b w:val="false"/>
           <w:bCs w:val="false"/>
-          <w:color w:val="2A2622"/>
+          <w:color w:val="1F1D1B"/>
           <w:sz w:val="21"/>
           <w:szCs w:val="21"/>
         </w:rPr>
-        <w:t xml:space="preserve">Once you have real client-facing traffic, consider Google Search Console (search.google.com/search-console) to see what people are actually searching to find you — free, and worth five minutes with Chad to set up.</w:t>
-      </w:r>
-    </w:p>
-    <w:p>
-      <w:pPr>
-        <w:spacing w:after="200"/>
+        <w:t xml:space="preserve">Once there’s a few weeks of real traffic, ask Chad for a quick look at Search Console and Analytics together — that’s where you’ll actually see what people search to find you and which pages they spend time on.</w:t>
+      </w:r>
+    </w:p>
+    <w:p>
+      <w:pPr>
+        <w:spacing w:after="160"/>
       </w:pPr>
     </w:p>
     <w:p>
       <w:pPr>
         <w:pStyle w:val="Heading1"/>
         <w:pBdr>
-          <w:bottom w:val="single" w:color="A85832" w:sz="6" w:space="6"/>
+          <w:top w:val="single" w:color="8FA69E" w:sz="4" w:space="14"/>
         </w:pBdr>
-        <w:spacing w:after="140" w:before="320"/>
-      </w:pPr>
-      <w:r>
-        <w:rPr>
-          <w:rFonts w:ascii="Georgia" w:cs="Georgia" w:eastAsia="Georgia" w:hAnsi="Georgia"/>
+        <w:spacing w:after="160" w:before="380"/>
+      </w:pPr>
+      <w:r>
+        <w:rPr>
+          <w:rFonts w:ascii="Arial" w:cs="Arial" w:eastAsia="Arial" w:hAnsi="Arial"/>
           <w:b/>
           <w:bCs/>
-          <w:color w:val="2E2034"/>
-          <w:sz w:val="30"/>
-          <w:szCs w:val="30"/>
+          <w:color w:val="1F1D1B"/>
+          <w:sz w:val="27"/>
+          <w:szCs w:val="27"/>
         </w:rPr>
         <w:t xml:space="preserve">If something looks wrong</w:t>
       </w:r>
@@ -2455,12 +2486,12 @@
       <w:tblPr>
         <w:tblW w:type="dxa" w:w="9800"/>
         <w:tblBorders>
-          <w:top w:val="single" w:color="DDD3C6" w:sz="2"/>
-          <w:left w:val="single" w:color="DDD3C6" w:sz="2"/>
-          <w:bottom w:val="single" w:color="DDD3C6" w:sz="2"/>
-          <w:right w:val="single" w:color="DDD3C6" w:sz="2"/>
-          <w:insideH w:val="single" w:color="DDD3C6" w:sz="2"/>
-          <w:insideV w:val="single" w:color="DDD3C6" w:sz="2"/>
+          <w:top w:val="single" w:color="1F1D1B" w:sz="4"/>
+          <w:left w:val="none" w:color="FFFFFF" w:sz="0"/>
+          <w:bottom w:val="single" w:color="CFC7BB" w:sz="2"/>
+          <w:right w:val="none" w:color="FFFFFF" w:sz="0"/>
+          <w:insideH w:val="single" w:color="CFC7BB" w:sz="2"/>
+          <w:insideV w:val="none" w:color="FFFFFF" w:sz="0"/>
         </w:tblBorders>
       </w:tblPr>
       <w:tblGrid>
@@ -2475,21 +2506,20 @@
         <w:tc>
           <w:tcPr>
             <w:tcW w:type="dxa" w:w="2800"/>
-            <w:shd w:fill="2E2034" w:val="clear"/>
-            <w:tcMar>
-              <w:top w:type="dxa" w:w="100"/>
-              <w:left w:type="dxa" w:w="140"/>
-              <w:bottom w:type="dxa" w:w="100"/>
-              <w:right w:type="dxa" w:w="140"/>
-            </w:tcMar>
-          </w:tcPr>
-          <w:p>
-            <w:r>
-              <w:rPr>
-                <w:rFonts w:ascii="Calibri" w:cs="Calibri" w:eastAsia="Calibri" w:hAnsi="Calibri"/>
+            <w:tcMar>
+              <w:top w:type="dxa" w:w="110"/>
+              <w:left w:type="dxa" w:w="0"/>
+              <w:bottom w:type="dxa" w:w="110"/>
+              <w:right w:type="dxa" w:w="140"/>
+            </w:tcMar>
+          </w:tcPr>
+          <w:p>
+            <w:r>
+              <w:rPr>
+                <w:rFonts w:ascii="Arial" w:cs="Arial" w:eastAsia="Arial" w:hAnsi="Arial"/>
                 <w:b/>
                 <w:bCs/>
-                <w:color w:val="FFFFFF"/>
+                <w:color w:val="1F1D1B"/>
                 <w:sz w:val="19"/>
                 <w:szCs w:val="19"/>
               </w:rPr>
@@ -2500,21 +2530,20 @@
         <w:tc>
           <w:tcPr>
             <w:tcW w:type="dxa" w:w="2800"/>
-            <w:shd w:fill="2E2034" w:val="clear"/>
-            <w:tcMar>
-              <w:top w:type="dxa" w:w="100"/>
-              <w:left w:type="dxa" w:w="140"/>
-              <w:bottom w:type="dxa" w:w="100"/>
-              <w:right w:type="dxa" w:w="140"/>
-            </w:tcMar>
-          </w:tcPr>
-          <w:p>
-            <w:r>
-              <w:rPr>
-                <w:rFonts w:ascii="Calibri" w:cs="Calibri" w:eastAsia="Calibri" w:hAnsi="Calibri"/>
+            <w:tcMar>
+              <w:top w:type="dxa" w:w="110"/>
+              <w:left w:type="dxa" w:w="0"/>
+              <w:bottom w:type="dxa" w:w="110"/>
+              <w:right w:type="dxa" w:w="140"/>
+            </w:tcMar>
+          </w:tcPr>
+          <w:p>
+            <w:r>
+              <w:rPr>
+                <w:rFonts w:ascii="Arial" w:cs="Arial" w:eastAsia="Arial" w:hAnsi="Arial"/>
                 <w:b/>
                 <w:bCs/>
-                <w:color w:val="FFFFFF"/>
+                <w:color w:val="1F1D1B"/>
                 <w:sz w:val="19"/>
                 <w:szCs w:val="19"/>
               </w:rPr>
@@ -2525,21 +2554,20 @@
         <w:tc>
           <w:tcPr>
             <w:tcW w:type="dxa" w:w="4200"/>
-            <w:shd w:fill="2E2034" w:val="clear"/>
-            <w:tcMar>
-              <w:top w:type="dxa" w:w="100"/>
-              <w:left w:type="dxa" w:w="140"/>
-              <w:bottom w:type="dxa" w:w="100"/>
-              <w:right w:type="dxa" w:w="140"/>
-            </w:tcMar>
-          </w:tcPr>
-          <w:p>
-            <w:r>
-              <w:rPr>
-                <w:rFonts w:ascii="Calibri" w:cs="Calibri" w:eastAsia="Calibri" w:hAnsi="Calibri"/>
+            <w:tcMar>
+              <w:top w:type="dxa" w:w="110"/>
+              <w:left w:type="dxa" w:w="0"/>
+              <w:bottom w:type="dxa" w:w="110"/>
+              <w:right w:type="dxa" w:w="140"/>
+            </w:tcMar>
+          </w:tcPr>
+          <w:p>
+            <w:r>
+              <w:rPr>
+                <w:rFonts w:ascii="Arial" w:cs="Arial" w:eastAsia="Arial" w:hAnsi="Arial"/>
                 <w:b/>
                 <w:bCs/>
-                <w:color w:val="FFFFFF"/>
+                <w:color w:val="1F1D1B"/>
                 <w:sz w:val="19"/>
                 <w:szCs w:val="19"/>
               </w:rPr>
@@ -2555,21 +2583,20 @@
         <w:tc>
           <w:tcPr>
             <w:tcW w:type="dxa" w:w="2800"/>
-            <w:shd w:fill="FBF7F2" w:val="clear"/>
-            <w:tcMar>
-              <w:top w:type="dxa" w:w="100"/>
-              <w:left w:type="dxa" w:w="140"/>
-              <w:bottom w:type="dxa" w:w="100"/>
-              <w:right w:type="dxa" w:w="140"/>
-            </w:tcMar>
-          </w:tcPr>
-          <w:p>
-            <w:r>
-              <w:rPr>
-                <w:rFonts w:ascii="Calibri" w:cs="Calibri" w:eastAsia="Calibri" w:hAnsi="Calibri"/>
-                <w:b w:val="false"/>
-                <w:bCs w:val="false"/>
-                <w:color w:val="2A2622"/>
+            <w:tcMar>
+              <w:top w:type="dxa" w:w="110"/>
+              <w:left w:type="dxa" w:w="0"/>
+              <w:bottom w:type="dxa" w:w="110"/>
+              <w:right w:type="dxa" w:w="140"/>
+            </w:tcMar>
+          </w:tcPr>
+          <w:p>
+            <w:r>
+              <w:rPr>
+                <w:rFonts w:ascii="Arial" w:cs="Arial" w:eastAsia="Arial" w:hAnsi="Arial"/>
+                <w:b w:val="false"/>
+                <w:bCs w:val="false"/>
+                <w:color w:val="1F1D1B"/>
                 <w:sz w:val="20"/>
                 <w:szCs w:val="20"/>
               </w:rPr>
@@ -2580,21 +2607,20 @@
         <w:tc>
           <w:tcPr>
             <w:tcW w:type="dxa" w:w="2800"/>
-            <w:shd w:fill="FBF7F2" w:val="clear"/>
-            <w:tcMar>
-              <w:top w:type="dxa" w:w="100"/>
-              <w:left w:type="dxa" w:w="140"/>
-              <w:bottom w:type="dxa" w:w="100"/>
-              <w:right w:type="dxa" w:w="140"/>
-            </w:tcMar>
-          </w:tcPr>
-          <w:p>
-            <w:r>
-              <w:rPr>
-                <w:rFonts w:ascii="Calibri" w:cs="Calibri" w:eastAsia="Calibri" w:hAnsi="Calibri"/>
-                <w:b w:val="false"/>
-                <w:bCs w:val="false"/>
-                <w:color w:val="2A2622"/>
+            <w:tcMar>
+              <w:top w:type="dxa" w:w="110"/>
+              <w:left w:type="dxa" w:w="0"/>
+              <w:bottom w:type="dxa" w:w="110"/>
+              <w:right w:type="dxa" w:w="140"/>
+            </w:tcMar>
+          </w:tcPr>
+          <w:p>
+            <w:r>
+              <w:rPr>
+                <w:rFonts w:ascii="Arial" w:cs="Arial" w:eastAsia="Arial" w:hAnsi="Arial"/>
+                <w:b w:val="false"/>
+                <w:bCs w:val="false"/>
+                <w:color w:val="1F1D1B"/>
                 <w:sz w:val="20"/>
                 <w:szCs w:val="20"/>
               </w:rPr>
@@ -2605,21 +2631,20 @@
         <w:tc>
           <w:tcPr>
             <w:tcW w:type="dxa" w:w="4200"/>
-            <w:shd w:fill="FBF7F2" w:val="clear"/>
-            <w:tcMar>
-              <w:top w:type="dxa" w:w="100"/>
-              <w:left w:type="dxa" w:w="140"/>
-              <w:bottom w:type="dxa" w:w="100"/>
-              <w:right w:type="dxa" w:w="140"/>
-            </w:tcMar>
-          </w:tcPr>
-          <w:p>
-            <w:r>
-              <w:rPr>
-                <w:rFonts w:ascii="Calibri" w:cs="Calibri" w:eastAsia="Calibri" w:hAnsi="Calibri"/>
-                <w:b w:val="false"/>
-                <w:bCs w:val="false"/>
-                <w:color w:val="2A2622"/>
+            <w:tcMar>
+              <w:top w:type="dxa" w:w="110"/>
+              <w:left w:type="dxa" w:w="0"/>
+              <w:bottom w:type="dxa" w:w="110"/>
+              <w:right w:type="dxa" w:w="140"/>
+            </w:tcMar>
+          </w:tcPr>
+          <w:p>
+            <w:r>
+              <w:rPr>
+                <w:rFonts w:ascii="Arial" w:cs="Arial" w:eastAsia="Arial" w:hAnsi="Arial"/>
+                <w:b w:val="false"/>
+                <w:bCs w:val="false"/>
+                <w:color w:val="1F1D1B"/>
                 <w:sz w:val="20"/>
                 <w:szCs w:val="20"/>
               </w:rPr>
@@ -2635,21 +2660,20 @@
         <w:tc>
           <w:tcPr>
             <w:tcW w:type="dxa" w:w="2800"/>
-            <w:shd w:fill="FFFFFF" w:val="clear"/>
-            <w:tcMar>
-              <w:top w:type="dxa" w:w="100"/>
-              <w:left w:type="dxa" w:w="140"/>
-              <w:bottom w:type="dxa" w:w="100"/>
-              <w:right w:type="dxa" w:w="140"/>
-            </w:tcMar>
-          </w:tcPr>
-          <w:p>
-            <w:r>
-              <w:rPr>
-                <w:rFonts w:ascii="Calibri" w:cs="Calibri" w:eastAsia="Calibri" w:hAnsi="Calibri"/>
-                <w:b w:val="false"/>
-                <w:bCs w:val="false"/>
-                <w:color w:val="2A2622"/>
+            <w:tcMar>
+              <w:top w:type="dxa" w:w="110"/>
+              <w:left w:type="dxa" w:w="0"/>
+              <w:bottom w:type="dxa" w:w="110"/>
+              <w:right w:type="dxa" w:w="140"/>
+            </w:tcMar>
+          </w:tcPr>
+          <w:p>
+            <w:r>
+              <w:rPr>
+                <w:rFonts w:ascii="Arial" w:cs="Arial" w:eastAsia="Arial" w:hAnsi="Arial"/>
+                <w:b w:val="false"/>
+                <w:bCs w:val="false"/>
+                <w:color w:val="1F1D1B"/>
                 <w:sz w:val="20"/>
                 <w:szCs w:val="20"/>
               </w:rPr>
@@ -2660,21 +2684,20 @@
         <w:tc>
           <w:tcPr>
             <w:tcW w:type="dxa" w:w="2800"/>
-            <w:shd w:fill="FFFFFF" w:val="clear"/>
-            <w:tcMar>
-              <w:top w:type="dxa" w:w="100"/>
-              <w:left w:type="dxa" w:w="140"/>
-              <w:bottom w:type="dxa" w:w="100"/>
-              <w:right w:type="dxa" w:w="140"/>
-            </w:tcMar>
-          </w:tcPr>
-          <w:p>
-            <w:r>
-              <w:rPr>
-                <w:rFonts w:ascii="Calibri" w:cs="Calibri" w:eastAsia="Calibri" w:hAnsi="Calibri"/>
-                <w:b w:val="false"/>
-                <w:bCs w:val="false"/>
-                <w:color w:val="2A2622"/>
+            <w:tcMar>
+              <w:top w:type="dxa" w:w="110"/>
+              <w:left w:type="dxa" w:w="0"/>
+              <w:bottom w:type="dxa" w:w="110"/>
+              <w:right w:type="dxa" w:w="140"/>
+            </w:tcMar>
+          </w:tcPr>
+          <w:p>
+            <w:r>
+              <w:rPr>
+                <w:rFonts w:ascii="Arial" w:cs="Arial" w:eastAsia="Arial" w:hAnsi="Arial"/>
+                <w:b w:val="false"/>
+                <w:bCs w:val="false"/>
+                <w:color w:val="1F1D1B"/>
                 <w:sz w:val="20"/>
                 <w:szCs w:val="20"/>
               </w:rPr>
@@ -2685,21 +2708,20 @@
         <w:tc>
           <w:tcPr>
             <w:tcW w:type="dxa" w:w="4200"/>
-            <w:shd w:fill="FFFFFF" w:val="clear"/>
-            <w:tcMar>
-              <w:top w:type="dxa" w:w="100"/>
-              <w:left w:type="dxa" w:w="140"/>
-              <w:bottom w:type="dxa" w:w="100"/>
-              <w:right w:type="dxa" w:w="140"/>
-            </w:tcMar>
-          </w:tcPr>
-          <w:p>
-            <w:r>
-              <w:rPr>
-                <w:rFonts w:ascii="Calibri" w:cs="Calibri" w:eastAsia="Calibri" w:hAnsi="Calibri"/>
-                <w:b w:val="false"/>
-                <w:bCs w:val="false"/>
-                <w:color w:val="2A2622"/>
+            <w:tcMar>
+              <w:top w:type="dxa" w:w="110"/>
+              <w:left w:type="dxa" w:w="0"/>
+              <w:bottom w:type="dxa" w:w="110"/>
+              <w:right w:type="dxa" w:w="140"/>
+            </w:tcMar>
+          </w:tcPr>
+          <w:p>
+            <w:r>
+              <w:rPr>
+                <w:rFonts w:ascii="Arial" w:cs="Arial" w:eastAsia="Arial" w:hAnsi="Arial"/>
+                <w:b w:val="false"/>
+                <w:bCs w:val="false"/>
+                <w:color w:val="1F1D1B"/>
                 <w:sz w:val="20"/>
                 <w:szCs w:val="20"/>
               </w:rPr>
@@ -2715,21 +2737,20 @@
         <w:tc>
           <w:tcPr>
             <w:tcW w:type="dxa" w:w="2800"/>
-            <w:shd w:fill="FBF7F2" w:val="clear"/>
-            <w:tcMar>
-              <w:top w:type="dxa" w:w="100"/>
-              <w:left w:type="dxa" w:w="140"/>
-              <w:bottom w:type="dxa" w:w="100"/>
-              <w:right w:type="dxa" w:w="140"/>
-            </w:tcMar>
-          </w:tcPr>
-          <w:p>
-            <w:r>
-              <w:rPr>
-                <w:rFonts w:ascii="Calibri" w:cs="Calibri" w:eastAsia="Calibri" w:hAnsi="Calibri"/>
-                <w:b w:val="false"/>
-                <w:bCs w:val="false"/>
-                <w:color w:val="2A2622"/>
+            <w:tcMar>
+              <w:top w:type="dxa" w:w="110"/>
+              <w:left w:type="dxa" w:w="0"/>
+              <w:bottom w:type="dxa" w:w="110"/>
+              <w:right w:type="dxa" w:w="140"/>
+            </w:tcMar>
+          </w:tcPr>
+          <w:p>
+            <w:r>
+              <w:rPr>
+                <w:rFonts w:ascii="Arial" w:cs="Arial" w:eastAsia="Arial" w:hAnsi="Arial"/>
+                <w:b w:val="false"/>
+                <w:bCs w:val="false"/>
+                <w:color w:val="1F1D1B"/>
                 <w:sz w:val="20"/>
                 <w:szCs w:val="20"/>
               </w:rPr>
@@ -2740,21 +2761,20 @@
         <w:tc>
           <w:tcPr>
             <w:tcW w:type="dxa" w:w="2800"/>
-            <w:shd w:fill="FBF7F2" w:val="clear"/>
-            <w:tcMar>
-              <w:top w:type="dxa" w:w="100"/>
-              <w:left w:type="dxa" w:w="140"/>
-              <w:bottom w:type="dxa" w:w="100"/>
-              <w:right w:type="dxa" w:w="140"/>
-            </w:tcMar>
-          </w:tcPr>
-          <w:p>
-            <w:r>
-              <w:rPr>
-                <w:rFonts w:ascii="Calibri" w:cs="Calibri" w:eastAsia="Calibri" w:hAnsi="Calibri"/>
-                <w:b w:val="false"/>
-                <w:bCs w:val="false"/>
-                <w:color w:val="2A2622"/>
+            <w:tcMar>
+              <w:top w:type="dxa" w:w="110"/>
+              <w:left w:type="dxa" w:w="0"/>
+              <w:bottom w:type="dxa" w:w="110"/>
+              <w:right w:type="dxa" w:w="140"/>
+            </w:tcMar>
+          </w:tcPr>
+          <w:p>
+            <w:r>
+              <w:rPr>
+                <w:rFonts w:ascii="Arial" w:cs="Arial" w:eastAsia="Arial" w:hAnsi="Arial"/>
+                <w:b w:val="false"/>
+                <w:bCs w:val="false"/>
+                <w:color w:val="1F1D1B"/>
                 <w:sz w:val="20"/>
                 <w:szCs w:val="20"/>
               </w:rPr>
@@ -2765,21 +2785,20 @@
         <w:tc>
           <w:tcPr>
             <w:tcW w:type="dxa" w:w="4200"/>
-            <w:shd w:fill="FBF7F2" w:val="clear"/>
-            <w:tcMar>
-              <w:top w:type="dxa" w:w="100"/>
-              <w:left w:type="dxa" w:w="140"/>
-              <w:bottom w:type="dxa" w:w="100"/>
-              <w:right w:type="dxa" w:w="140"/>
-            </w:tcMar>
-          </w:tcPr>
-          <w:p>
-            <w:r>
-              <w:rPr>
-                <w:rFonts w:ascii="Calibri" w:cs="Calibri" w:eastAsia="Calibri" w:hAnsi="Calibri"/>
-                <w:b w:val="false"/>
-                <w:bCs w:val="false"/>
-                <w:color w:val="2A2622"/>
+            <w:tcMar>
+              <w:top w:type="dxa" w:w="110"/>
+              <w:left w:type="dxa" w:w="0"/>
+              <w:bottom w:type="dxa" w:w="110"/>
+              <w:right w:type="dxa" w:w="140"/>
+            </w:tcMar>
+          </w:tcPr>
+          <w:p>
+            <w:r>
+              <w:rPr>
+                <w:rFonts w:ascii="Arial" w:cs="Arial" w:eastAsia="Arial" w:hAnsi="Arial"/>
+                <w:b w:val="false"/>
+                <w:bCs w:val="false"/>
+                <w:color w:val="1F1D1B"/>
                 <w:sz w:val="20"/>
                 <w:szCs w:val="20"/>
               </w:rPr>
@@ -2795,21 +2814,20 @@
         <w:tc>
           <w:tcPr>
             <w:tcW w:type="dxa" w:w="2800"/>
-            <w:shd w:fill="FFFFFF" w:val="clear"/>
-            <w:tcMar>
-              <w:top w:type="dxa" w:w="100"/>
-              <w:left w:type="dxa" w:w="140"/>
-              <w:bottom w:type="dxa" w:w="100"/>
-              <w:right w:type="dxa" w:w="140"/>
-            </w:tcMar>
-          </w:tcPr>
-          <w:p>
-            <w:r>
-              <w:rPr>
-                <w:rFonts w:ascii="Calibri" w:cs="Calibri" w:eastAsia="Calibri" w:hAnsi="Calibri"/>
-                <w:b w:val="false"/>
-                <w:bCs w:val="false"/>
-                <w:color w:val="2A2622"/>
+            <w:tcMar>
+              <w:top w:type="dxa" w:w="110"/>
+              <w:left w:type="dxa" w:w="0"/>
+              <w:bottom w:type="dxa" w:w="110"/>
+              <w:right w:type="dxa" w:w="140"/>
+            </w:tcMar>
+          </w:tcPr>
+          <w:p>
+            <w:r>
+              <w:rPr>
+                <w:rFonts w:ascii="Arial" w:cs="Arial" w:eastAsia="Arial" w:hAnsi="Arial"/>
+                <w:b w:val="false"/>
+                <w:bCs w:val="false"/>
+                <w:color w:val="1F1D1B"/>
                 <w:sz w:val="20"/>
                 <w:szCs w:val="20"/>
               </w:rPr>
@@ -2820,21 +2838,20 @@
         <w:tc>
           <w:tcPr>
             <w:tcW w:type="dxa" w:w="2800"/>
-            <w:shd w:fill="FFFFFF" w:val="clear"/>
-            <w:tcMar>
-              <w:top w:type="dxa" w:w="100"/>
-              <w:left w:type="dxa" w:w="140"/>
-              <w:bottom w:type="dxa" w:w="100"/>
-              <w:right w:type="dxa" w:w="140"/>
-            </w:tcMar>
-          </w:tcPr>
-          <w:p>
-            <w:r>
-              <w:rPr>
-                <w:rFonts w:ascii="Calibri" w:cs="Calibri" w:eastAsia="Calibri" w:hAnsi="Calibri"/>
-                <w:b w:val="false"/>
-                <w:bCs w:val="false"/>
-                <w:color w:val="2A2622"/>
+            <w:tcMar>
+              <w:top w:type="dxa" w:w="110"/>
+              <w:left w:type="dxa" w:w="0"/>
+              <w:bottom w:type="dxa" w:w="110"/>
+              <w:right w:type="dxa" w:w="140"/>
+            </w:tcMar>
+          </w:tcPr>
+          <w:p>
+            <w:r>
+              <w:rPr>
+                <w:rFonts w:ascii="Arial" w:cs="Arial" w:eastAsia="Arial" w:hAnsi="Arial"/>
+                <w:b w:val="false"/>
+                <w:bCs w:val="false"/>
+                <w:color w:val="1F1D1B"/>
                 <w:sz w:val="20"/>
                 <w:szCs w:val="20"/>
               </w:rPr>
@@ -2845,21 +2862,20 @@
         <w:tc>
           <w:tcPr>
             <w:tcW w:type="dxa" w:w="4200"/>
-            <w:shd w:fill="FFFFFF" w:val="clear"/>
-            <w:tcMar>
-              <w:top w:type="dxa" w:w="100"/>
-              <w:left w:type="dxa" w:w="140"/>
-              <w:bottom w:type="dxa" w:w="100"/>
-              <w:right w:type="dxa" w:w="140"/>
-            </w:tcMar>
-          </w:tcPr>
-          <w:p>
-            <w:r>
-              <w:rPr>
-                <w:rFonts w:ascii="Calibri" w:cs="Calibri" w:eastAsia="Calibri" w:hAnsi="Calibri"/>
-                <w:b w:val="false"/>
-                <w:bCs w:val="false"/>
-                <w:color w:val="2A2622"/>
+            <w:tcMar>
+              <w:top w:type="dxa" w:w="110"/>
+              <w:left w:type="dxa" w:w="0"/>
+              <w:bottom w:type="dxa" w:w="110"/>
+              <w:right w:type="dxa" w:w="140"/>
+            </w:tcMar>
+          </w:tcPr>
+          <w:p>
+            <w:r>
+              <w:rPr>
+                <w:rFonts w:ascii="Arial" w:cs="Arial" w:eastAsia="Arial" w:hAnsi="Arial"/>
+                <w:b w:val="false"/>
+                <w:bCs w:val="false"/>
+                <w:color w:val="1F1D1B"/>
                 <w:sz w:val="20"/>
                 <w:szCs w:val="20"/>
               </w:rPr>
@@ -2880,12 +2896,12 @@
       </w:pPr>
       <w:r>
         <w:rPr>
-          <w:rFonts w:ascii="Calibri" w:cs="Calibri" w:eastAsia="Calibri" w:hAnsi="Calibri"/>
+          <w:rFonts w:ascii="Arial" w:cs="Arial" w:eastAsia="Arial" w:hAnsi="Arial"/>
           <w:b w:val="false"/>
           <w:bCs w:val="false"/>
           <w:i w:val="false"/>
           <w:iCs w:val="false"/>
-          <w:color w:val="2A2622"/>
+          <w:color w:val="1F1D1B"/>
           <w:sz w:val="21"/>
           <w:szCs w:val="21"/>
         </w:rPr>
@@ -2893,12 +2909,12 @@
       </w:r>
       <w:r>
         <w:rPr>
-          <w:rFonts w:ascii="Calibri" w:cs="Calibri" w:eastAsia="Calibri" w:hAnsi="Calibri"/>
+          <w:rFonts w:ascii="Arial" w:cs="Arial" w:eastAsia="Arial" w:hAnsi="Arial"/>
           <w:b/>
           <w:bCs/>
           <w:i w:val="false"/>
           <w:iCs w:val="false"/>
-          <w:color w:val="2A2622"/>
+          <w:color w:val="1F1D1B"/>
           <w:sz w:val="21"/>
           <w:szCs w:val="21"/>
         </w:rPr>
@@ -2906,12 +2922,12 @@
       </w:r>
       <w:r>
         <w:rPr>
-          <w:rFonts w:ascii="Calibri" w:cs="Calibri" w:eastAsia="Calibri" w:hAnsi="Calibri"/>
+          <w:rFonts w:ascii="Arial" w:cs="Arial" w:eastAsia="Arial" w:hAnsi="Arial"/>
           <w:b w:val="false"/>
           <w:bCs w:val="false"/>
           <w:i w:val="false"/>
           <w:iCs w:val="false"/>
-          <w:color w:val="2A2622"/>
+          <w:color w:val="1F1D1B"/>
           <w:sz w:val="21"/>
           <w:szCs w:val="21"/>
         </w:rPr>
@@ -2919,7 +2935,7 @@
       </w:r>
       <w:r>
         <w:rPr>
-          <w:rFonts w:ascii="Calibri" w:cs="Calibri" w:eastAsia="Calibri" w:hAnsi="Calibri"/>
+          <w:rFonts w:ascii="Arial" w:cs="Arial" w:eastAsia="Arial" w:hAnsi="Arial"/>
           <w:b w:val="false"/>
           <w:bCs w:val="false"/>
           <w:i w:val="false"/>
@@ -2933,25 +2949,25 @@
     </w:p>
     <w:p>
       <w:pPr>
-        <w:spacing w:after="200"/>
+        <w:spacing w:after="160"/>
       </w:pPr>
     </w:p>
     <w:p>
       <w:pPr>
         <w:pStyle w:val="Heading1"/>
         <w:pBdr>
-          <w:bottom w:val="single" w:color="A85832" w:sz="6" w:space="6"/>
+          <w:top w:val="single" w:color="8FA69E" w:sz="4" w:space="14"/>
         </w:pBdr>
-        <w:spacing w:after="140" w:before="320"/>
-      </w:pPr>
-      <w:r>
-        <w:rPr>
-          <w:rFonts w:ascii="Georgia" w:cs="Georgia" w:eastAsia="Georgia" w:hAnsi="Georgia"/>
+        <w:spacing w:after="160" w:before="380"/>
+      </w:pPr>
+      <w:r>
+        <w:rPr>
+          <w:rFonts w:ascii="Arial" w:cs="Arial" w:eastAsia="Arial" w:hAnsi="Arial"/>
           <w:b/>
           <w:bCs/>
-          <w:color w:val="2E2034"/>
-          <w:sz w:val="30"/>
-          <w:szCs w:val="30"/>
+          <w:color w:val="1F1D1B"/>
+          <w:sz w:val="27"/>
+          <w:szCs w:val="27"/>
         </w:rPr>
         <w:t xml:space="preserve">A few things worth doing soon</w:t>
       </w:r>
@@ -2962,12 +2978,12 @@
       </w:pPr>
       <w:r>
         <w:rPr>
-          <w:rFonts w:ascii="Calibri" w:cs="Calibri" w:eastAsia="Calibri" w:hAnsi="Calibri"/>
+          <w:rFonts w:ascii="Arial" w:cs="Arial" w:eastAsia="Arial" w:hAnsi="Arial"/>
           <w:b w:val="false"/>
           <w:bCs w:val="false"/>
           <w:i w:val="false"/>
           <w:iCs w:val="false"/>
-          <w:color w:val="2A2622"/>
+          <w:color w:val="1F1D1B"/>
           <w:sz w:val="21"/>
           <w:szCs w:val="21"/>
         </w:rPr>
@@ -2985,10 +3001,10 @@
       </w:pPr>
       <w:r>
         <w:rPr>
-          <w:rFonts w:ascii="Calibri" w:cs="Calibri" w:eastAsia="Calibri" w:hAnsi="Calibri"/>
+          <w:rFonts w:ascii="Arial" w:cs="Arial" w:eastAsia="Arial" w:hAnsi="Arial"/>
           <w:b w:val="false"/>
           <w:bCs w:val="false"/>
-          <w:color w:val="2A2622"/>
+          <w:color w:val="1F1D1B"/>
           <w:sz w:val="21"/>
           <w:szCs w:val="21"/>
         </w:rPr>
@@ -3006,10 +3022,10 @@
       </w:pPr>
       <w:r>
         <w:rPr>
-          <w:rFonts w:ascii="Calibri" w:cs="Calibri" w:eastAsia="Calibri" w:hAnsi="Calibri"/>
+          <w:rFonts w:ascii="Arial" w:cs="Arial" w:eastAsia="Arial" w:hAnsi="Arial"/>
           <w:b w:val="false"/>
           <w:bCs w:val="false"/>
-          <w:color w:val="2A2622"/>
+          <w:color w:val="1F1D1B"/>
           <w:sz w:val="21"/>
           <w:szCs w:val="21"/>
         </w:rPr>
@@ -3027,59 +3043,47 @@
       </w:pPr>
       <w:r>
         <w:rPr>
-          <w:rFonts w:ascii="Calibri" w:cs="Calibri" w:eastAsia="Calibri" w:hAnsi="Calibri"/>
+          <w:rFonts w:ascii="Arial" w:cs="Arial" w:eastAsia="Arial" w:hAnsi="Arial"/>
           <w:b w:val="false"/>
           <w:bCs w:val="false"/>
-          <w:color w:val="2A2622"/>
+          <w:color w:val="1F1D1B"/>
           <w:sz w:val="21"/>
           <w:szCs w:val="21"/>
         </w:rPr>
-        <w:t xml:space="preserve">Confirm you can sign into /admin — Chad will send you the invite; let him know once you’re in.</w:t>
-      </w:r>
-    </w:p>
-    <w:p>
-      <w:pPr>
-        <w:pStyle w:val="ListParagraph"/>
-        <w:numPr>
-          <w:ilvl w:val="0"/>
-          <w:numId w:val="2"/>
-        </w:numPr>
-        <w:spacing w:after="110" w:line="290"/>
-      </w:pPr>
-      <w:r>
-        <w:rPr>
-          <w:rFonts w:ascii="Calibri" w:cs="Calibri" w:eastAsia="Calibri" w:hAnsi="Calibri"/>
-          <w:b w:val="false"/>
-          <w:bCs w:val="false"/>
-          <w:color w:val="2A2622"/>
+        <w:t xml:space="preserve">Cancel the old Squarespace website subscription once you’ve confirmed everything above looks right — Chad will confirm when it’s safe to do this without affecting your domain or email, which stay put either way.</w:t>
+      </w:r>
+    </w:p>
+    <w:p>
+      <w:pPr>
+        <w:spacing w:after="240"/>
+      </w:pPr>
+    </w:p>
+    <w:p>
+      <w:pPr>
+        <w:pBdr>
+          <w:top w:val="single" w:color="CFC7BB" w:sz="4" w:space="8"/>
+        </w:pBdr>
+        <w:spacing w:before="200"/>
+      </w:pPr>
+      <w:r>
+        <w:rPr>
+          <w:rFonts w:ascii="Arial" w:cs="Arial" w:eastAsia="Arial" w:hAnsi="Arial"/>
+          <w:b/>
+          <w:bCs/>
+          <w:color w:val="1F1D1B"/>
           <w:sz w:val="21"/>
           <w:szCs w:val="21"/>
         </w:rPr>
-        <w:t xml:space="preserve">Cancel the old Squarespace website subscription once you’ve confirmed everything above looks right — Chad will confirm when it’s safe to do this without affecting your domain or email, which stay put either way.</w:t>
-      </w:r>
-    </w:p>
-    <w:p>
-      <w:pPr>
-        <w:spacing w:after="260"/>
-      </w:pPr>
-    </w:p>
-    <w:p>
-      <w:pPr>
-        <w:pBdr>
-          <w:top w:val="single" w:color="DDD3C6" w:sz="4" w:space="8"/>
-        </w:pBdr>
-        <w:spacing w:before="200"/>
-      </w:pPr>
-      <w:r>
-        <w:rPr>
-          <w:rFonts w:ascii="Calibri" w:cs="Calibri" w:eastAsia="Calibri" w:hAnsi="Calibri"/>
-          <w:i/>
-          <w:iCs/>
-          <w:color w:val="5C5750"/>
+        <w:t xml:space="preserve">Questions? </w:t>
+      </w:r>
+      <w:r>
+        <w:rPr>
+          <w:rFonts w:ascii="Arial" w:cs="Arial" w:eastAsia="Arial" w:hAnsi="Arial"/>
+          <w:color w:val="1F1D1B"/>
           <w:sz w:val="21"/>
           <w:szCs w:val="21"/>
         </w:rPr>
-        <w:t xml:space="preserve">Congratulations on the new site — it’s built to grow with the practice. Reach out any time with questions.</w:t>
+        <w:t xml:space="preserve">I’m always a text or email away — nothing here is fragile, and anything you change can be un-changed. Congratulations on the new site, it’s built to grow with the practice.</w:t>
       </w:r>
     </w:p>
     <w:sectPr>
@@ -3288,8 +3292,8 @@
   <w:docDefaults>
     <w:rPrDefault>
       <w:rPr>
-        <w:rFonts w:ascii="Calibri" w:cs="Calibri" w:eastAsia="Calibri" w:hAnsi="Calibri"/>
-        <w:color w:val="2A2622"/>
+        <w:rFonts w:ascii="Arial" w:cs="Arial" w:eastAsia="Arial" w:hAnsi="Arial"/>
+        <w:color w:val="1F1D1B"/>
         <w:sz w:val="21"/>
         <w:szCs w:val="21"/>
       </w:rPr>
